--- a/doc/release_notes/release_notes_edit.docx
+++ b/doc/release_notes/release_notes_edit.docx
@@ -1,6 +1,6 @@
 
 <file path=word/document.xml><?xml version="1.0" encoding="utf-8"?>
-<w:document xmlns:wpc="http://schemas.microsoft.com/office/word/2010/wordprocessingCanvas" xmlns:cx="http://schemas.microsoft.com/office/drawing/2014/chartex" xmlns:mc="http://schemas.openxmlformats.org/markup-compatibility/2006" xmlns:o="urn:schemas-microsoft-com:office:office" xmlns:r="http://schemas.openxmlformats.org/officeDocument/2006/relationships" xmlns:m="http://schemas.openxmlformats.org/officeDocument/2006/math" xmlns:v="urn:schemas-microsoft-com:vml" xmlns:wp14="http://schemas.microsoft.com/office/word/2010/wordprocessingDrawing" xmlns:wp="http://schemas.openxmlformats.org/drawingml/2006/wordprocessingDrawing" xmlns:w10="urn:schemas-microsoft-com:office:word" xmlns:w="http://schemas.openxmlformats.org/wordprocessingml/2006/main" xmlns:w14="http://schemas.microsoft.com/office/word/2010/wordml" xmlns:w15="http://schemas.microsoft.com/office/word/2012/wordml" xmlns:w16se="http://schemas.microsoft.com/office/word/2015/wordml/symex" xmlns:wpg="http://schemas.microsoft.com/office/word/2010/wordprocessingGroup" xmlns:wpi="http://schemas.microsoft.com/office/word/2010/wordprocessingInk" xmlns:wne="http://schemas.microsoft.com/office/word/2006/wordml" xmlns:wps="http://schemas.microsoft.com/office/word/2010/wordprocessingShape" mc:Ignorable="w14 w15 w16se wp14">
+<w:document xmlns:wpc="http://schemas.microsoft.com/office/word/2010/wordprocessingCanvas" xmlns:mc="http://schemas.openxmlformats.org/markup-compatibility/2006" xmlns:o="urn:schemas-microsoft-com:office:office" xmlns:r="http://schemas.openxmlformats.org/officeDocument/2006/relationships" xmlns:m="http://schemas.openxmlformats.org/officeDocument/2006/math" xmlns:v="urn:schemas-microsoft-com:vml" xmlns:wp14="http://schemas.microsoft.com/office/word/2010/wordprocessingDrawing" xmlns:wp="http://schemas.openxmlformats.org/drawingml/2006/wordprocessingDrawing" xmlns:w10="urn:schemas-microsoft-com:office:word" xmlns:w="http://schemas.openxmlformats.org/wordprocessingml/2006/main" xmlns:w14="http://schemas.microsoft.com/office/word/2010/wordml" xmlns:w15="http://schemas.microsoft.com/office/word/2012/wordml" xmlns:wpg="http://schemas.microsoft.com/office/word/2010/wordprocessingGroup" xmlns:wpi="http://schemas.microsoft.com/office/word/2010/wordprocessingInk" xmlns:wne="http://schemas.microsoft.com/office/word/2006/wordml" xmlns:wps="http://schemas.microsoft.com/office/word/2010/wordprocessingShape" mc:Ignorable="w14 w15 wp14">
   <w:body>
     <w:p>
       <w:pPr>
@@ -413,29 +413,375 @@
         <w:spacing w:before="1" w:line="360" w:lineRule="auto"/>
         <w:rPr>
           <w:rFonts w:ascii="Arial" w:hAnsi="Arial" w:cs="Arial"/>
-          <w:sz w:val="28"/>
-          <w:szCs w:val="28"/>
-        </w:rPr>
-      </w:pPr>
-    </w:p>
-    <w:p>
-      <w:pPr>
-        <w:pStyle w:val="BodyText"/>
-        <w:spacing w:before="1" w:line="360" w:lineRule="auto"/>
-        <w:rPr>
-          <w:rFonts w:ascii="Arial" w:hAnsi="Arial" w:cs="Arial"/>
           <w:b/>
           <w:sz w:val="36"/>
           <w:szCs w:val="28"/>
         </w:rPr>
       </w:pPr>
-      <w:r>
+    </w:p>
+    <w:p>
+      <w:pPr>
+        <w:pStyle w:val="BodyText"/>
+        <w:spacing w:before="1" w:line="360" w:lineRule="auto"/>
         <w:rPr>
           <w:rFonts w:ascii="Arial" w:hAnsi="Arial" w:cs="Arial"/>
           <w:b/>
           <w:sz w:val="36"/>
           <w:szCs w:val="28"/>
         </w:rPr>
+      </w:pPr>
+      <w:r>
+        <w:rPr>
+          <w:rFonts w:ascii="Arial" w:hAnsi="Arial" w:cs="Arial"/>
+          <w:b/>
+          <w:sz w:val="36"/>
+          <w:szCs w:val="28"/>
+        </w:rPr>
+        <w:t xml:space="preserve">Release Notes </w:t>
+      </w:r>
+      <w:r>
+        <w:rPr>
+          <w:rFonts w:ascii="Arial" w:hAnsi="Arial" w:cs="Arial"/>
+          <w:b/>
+          <w:color w:val="FFFFFF" w:themeColor="background1"/>
+          <w:sz w:val="36"/>
+          <w:szCs w:val="28"/>
+          <w:highlight w:val="red"/>
+        </w:rPr>
+        <w:t>v0.2.1</w:t>
+      </w:r>
+      <w:r>
+        <w:rPr>
+          <w:rFonts w:ascii="Arial" w:hAnsi="Arial" w:cs="Arial"/>
+          <w:b/>
+          <w:sz w:val="36"/>
+          <w:szCs w:val="28"/>
+        </w:rPr>
+        <w:t>:</w:t>
+      </w:r>
+    </w:p>
+    <w:p>
+      <w:pPr>
+        <w:pStyle w:val="BodyText"/>
+        <w:spacing w:before="1" w:line="360" w:lineRule="auto"/>
+        <w:rPr>
+          <w:rFonts w:ascii="Arial" w:hAnsi="Arial" w:cs="Arial"/>
+          <w:sz w:val="28"/>
+          <w:szCs w:val="28"/>
+        </w:rPr>
+      </w:pPr>
+      <w:r>
+        <w:rPr>
+          <w:rFonts w:ascii="Arial" w:hAnsi="Arial" w:cs="Arial"/>
+          <w:sz w:val="28"/>
+          <w:szCs w:val="28"/>
+        </w:rPr>
+        <w:t>17</w:t>
+      </w:r>
+      <w:r>
+        <w:rPr>
+          <w:rFonts w:ascii="Arial" w:hAnsi="Arial" w:cs="Arial"/>
+          <w:sz w:val="28"/>
+          <w:szCs w:val="28"/>
+        </w:rPr>
+        <w:t xml:space="preserve"> April</w:t>
+      </w:r>
+      <w:r>
+        <w:rPr>
+          <w:rFonts w:ascii="Arial" w:hAnsi="Arial" w:cs="Arial"/>
+          <w:sz w:val="28"/>
+          <w:szCs w:val="28"/>
+        </w:rPr>
+        <w:t xml:space="preserve"> 2024</w:t>
+      </w:r>
+    </w:p>
+    <w:p>
+      <w:pPr>
+        <w:pStyle w:val="BodyText"/>
+        <w:spacing w:line="360" w:lineRule="auto"/>
+        <w:rPr>
+          <w:rFonts w:ascii="Arial" w:hAnsi="Arial" w:cs="Arial"/>
+          <w:sz w:val="28"/>
+          <w:szCs w:val="28"/>
+        </w:rPr>
+      </w:pPr>
+      <w:r>
+        <w:rPr>
+          <w:rFonts w:ascii="Arial" w:hAnsi="Arial" w:cs="Arial"/>
+          <w:sz w:val="28"/>
+          <w:szCs w:val="28"/>
+        </w:rPr>
+        <w:t>Added</w:t>
+      </w:r>
+    </w:p>
+    <w:p>
+      <w:pPr>
+        <w:pStyle w:val="BodyText"/>
+        <w:numPr>
+          <w:ilvl w:val="0"/>
+          <w:numId w:val="8"/>
+        </w:numPr>
+        <w:spacing w:before="1" w:line="360" w:lineRule="auto"/>
+        <w:rPr>
+          <w:rFonts w:ascii="Arial" w:hAnsi="Arial" w:cs="Arial"/>
+          <w:sz w:val="22"/>
+          <w:szCs w:val="22"/>
+        </w:rPr>
+      </w:pPr>
+      <w:r>
+        <w:rPr>
+          <w:rFonts w:ascii="Arial" w:hAnsi="Arial" w:cs="Arial"/>
+          <w:sz w:val="22"/>
+          <w:szCs w:val="22"/>
+        </w:rPr>
+        <w:t>Added support for custom fonts.</w:t>
+      </w:r>
+    </w:p>
+    <w:p>
+      <w:pPr>
+        <w:pStyle w:val="BodyText"/>
+        <w:spacing w:line="360" w:lineRule="auto"/>
+        <w:rPr>
+          <w:rFonts w:ascii="Arial" w:hAnsi="Arial" w:cs="Arial"/>
+          <w:sz w:val="28"/>
+        </w:rPr>
+      </w:pPr>
+      <w:r>
+        <w:rPr>
+          <w:rFonts w:ascii="Arial" w:hAnsi="Arial" w:cs="Arial"/>
+          <w:sz w:val="28"/>
+          <w:szCs w:val="28"/>
+        </w:rPr>
+        <w:t>Fixed</w:t>
+      </w:r>
+    </w:p>
+    <w:p>
+      <w:pPr>
+        <w:pStyle w:val="BodyText"/>
+        <w:numPr>
+          <w:ilvl w:val="0"/>
+          <w:numId w:val="8"/>
+        </w:numPr>
+        <w:spacing w:before="1" w:line="360" w:lineRule="auto"/>
+        <w:rPr>
+          <w:rFonts w:ascii="Arial" w:hAnsi="Arial" w:cs="Arial"/>
+          <w:sz w:val="22"/>
+          <w:szCs w:val="22"/>
+        </w:rPr>
+      </w:pPr>
+      <w:r>
+        <w:rPr>
+          <w:rFonts w:ascii="Arial" w:hAnsi="Arial" w:cs="Arial"/>
+          <w:sz w:val="22"/>
+          <w:szCs w:val="22"/>
+        </w:rPr>
+        <w:t>The UI flow allows consecutive flashing</w:t>
+      </w:r>
+      <w:r>
+        <w:rPr>
+          <w:rFonts w:ascii="Arial" w:hAnsi="Arial" w:cs="Arial"/>
+          <w:sz w:val="22"/>
+          <w:szCs w:val="22"/>
+        </w:rPr>
+        <w:t>.</w:t>
+      </w:r>
+    </w:p>
+    <w:p>
+      <w:pPr>
+        <w:pStyle w:val="BodyText"/>
+        <w:numPr>
+          <w:ilvl w:val="0"/>
+          <w:numId w:val="8"/>
+        </w:numPr>
+        <w:spacing w:before="1" w:line="360" w:lineRule="auto"/>
+        <w:rPr>
+          <w:rFonts w:ascii="Arial" w:hAnsi="Arial" w:cs="Arial"/>
+          <w:sz w:val="22"/>
+          <w:szCs w:val="22"/>
+        </w:rPr>
+      </w:pPr>
+      <w:r>
+        <w:rPr>
+          <w:rFonts w:ascii="Arial" w:hAnsi="Arial" w:cs="Arial"/>
+          <w:sz w:val="22"/>
+          <w:szCs w:val="22"/>
+        </w:rPr>
+        <w:t>Black window will not</w:t>
+      </w:r>
+      <w:r>
+        <w:rPr>
+          <w:rFonts w:ascii="Arial" w:hAnsi="Arial" w:cs="Arial"/>
+          <w:sz w:val="22"/>
+          <w:szCs w:val="22"/>
+        </w:rPr>
+        <w:t xml:space="preserve"> </w:t>
+      </w:r>
+      <w:r>
+        <w:rPr>
+          <w:rFonts w:ascii="Arial" w:hAnsi="Arial" w:cs="Arial"/>
+          <w:sz w:val="22"/>
+          <w:szCs w:val="22"/>
+        </w:rPr>
+        <w:t xml:space="preserve">be </w:t>
+      </w:r>
+      <w:r>
+        <w:rPr>
+          <w:rFonts w:ascii="Arial" w:hAnsi="Arial" w:cs="Arial"/>
+          <w:sz w:val="22"/>
+          <w:szCs w:val="22"/>
+        </w:rPr>
+        <w:t>launch</w:t>
+      </w:r>
+      <w:r>
+        <w:rPr>
+          <w:rFonts w:ascii="Arial" w:hAnsi="Arial" w:cs="Arial"/>
+          <w:sz w:val="22"/>
+          <w:szCs w:val="22"/>
+        </w:rPr>
+        <w:t>ed</w:t>
+      </w:r>
+      <w:r>
+        <w:rPr>
+          <w:rFonts w:ascii="Arial" w:hAnsi="Arial" w:cs="Arial"/>
+          <w:sz w:val="22"/>
+          <w:szCs w:val="22"/>
+        </w:rPr>
+        <w:t xml:space="preserve"> while running</w:t>
+      </w:r>
+      <w:r>
+        <w:rPr>
+          <w:rFonts w:ascii="Arial" w:hAnsi="Arial" w:cs="Arial"/>
+          <w:sz w:val="22"/>
+          <w:szCs w:val="22"/>
+        </w:rPr>
+        <w:t xml:space="preserve"> the exe</w:t>
+      </w:r>
+      <w:r>
+        <w:rPr>
+          <w:rFonts w:ascii="Arial" w:hAnsi="Arial" w:cs="Arial"/>
+          <w:sz w:val="22"/>
+          <w:szCs w:val="22"/>
+        </w:rPr>
+        <w:t>.</w:t>
+      </w:r>
+    </w:p>
+    <w:p>
+      <w:pPr>
+        <w:pStyle w:val="BodyText"/>
+        <w:spacing w:line="360" w:lineRule="auto"/>
+        <w:rPr>
+          <w:rFonts w:ascii="Arial" w:hAnsi="Arial" w:cs="Arial"/>
+          <w:sz w:val="28"/>
+          <w:szCs w:val="28"/>
+        </w:rPr>
+      </w:pPr>
+      <w:r>
+        <w:rPr>
+          <w:rFonts w:ascii="Arial" w:hAnsi="Arial" w:cs="Arial"/>
+          <w:sz w:val="28"/>
+          <w:szCs w:val="28"/>
+        </w:rPr>
+        <w:t>Open Issues</w:t>
+      </w:r>
+    </w:p>
+    <w:p>
+      <w:pPr>
+        <w:pStyle w:val="BodyText"/>
+        <w:numPr>
+          <w:ilvl w:val="0"/>
+          <w:numId w:val="8"/>
+        </w:numPr>
+        <w:spacing w:before="1" w:line="360" w:lineRule="auto"/>
+        <w:rPr>
+          <w:rFonts w:ascii="Arial" w:hAnsi="Arial" w:cs="Arial"/>
+          <w:sz w:val="22"/>
+          <w:szCs w:val="22"/>
+        </w:rPr>
+      </w:pPr>
+      <w:r>
+        <w:rPr>
+          <w:rFonts w:ascii="Arial" w:hAnsi="Arial" w:cs="Arial"/>
+          <w:sz w:val="22"/>
+          <w:szCs w:val="22"/>
+        </w:rPr>
+        <w:t xml:space="preserve">Boot lock unresponsive </w:t>
+      </w:r>
+      <w:r>
+        <w:rPr>
+          <w:rFonts w:ascii="Arial" w:hAnsi="Arial" w:cs="Arial"/>
+          <w:sz w:val="22"/>
+          <w:szCs w:val="22"/>
+        </w:rPr>
+        <w:t xml:space="preserve">sometimes. </w:t>
+      </w:r>
+      <w:r>
+        <w:rPr>
+          <w:rFonts w:ascii="Arial" w:hAnsi="Arial" w:cs="Arial"/>
+          <w:sz w:val="22"/>
+          <w:szCs w:val="22"/>
+        </w:rPr>
+        <w:t>(Few button</w:t>
+      </w:r>
+      <w:r>
+        <w:rPr>
+          <w:rFonts w:ascii="Arial" w:hAnsi="Arial" w:cs="Arial"/>
+          <w:sz w:val="22"/>
+          <w:szCs w:val="22"/>
+        </w:rPr>
+        <w:t>s</w:t>
+      </w:r>
+      <w:bookmarkStart w:id="0" w:name="_GoBack"/>
+      <w:bookmarkEnd w:id="0"/>
+      <w:r>
+        <w:rPr>
+          <w:rFonts w:ascii="Arial" w:hAnsi="Arial" w:cs="Arial"/>
+          <w:sz w:val="22"/>
+          <w:szCs w:val="22"/>
+        </w:rPr>
+        <w:t xml:space="preserve"> unresponsive for communication timeout duration)</w:t>
+      </w:r>
+    </w:p>
+    <w:p>
+      <w:pPr>
+        <w:pStyle w:val="BodyText"/>
+        <w:spacing w:before="1" w:line="360" w:lineRule="auto"/>
+        <w:rPr>
+          <w:rFonts w:ascii="Arial" w:hAnsi="Arial" w:cs="Arial"/>
+          <w:sz w:val="22"/>
+          <w:szCs w:val="22"/>
+        </w:rPr>
+      </w:pPr>
+    </w:p>
+    <w:p>
+      <w:pPr>
+        <w:pStyle w:val="BodyText"/>
+        <w:spacing w:before="1" w:line="360" w:lineRule="auto"/>
+        <w:rPr>
+          <w:rFonts w:ascii="Arial" w:hAnsi="Arial" w:cs="Arial"/>
+          <w:sz w:val="28"/>
+          <w:szCs w:val="28"/>
+        </w:rPr>
+      </w:pPr>
+    </w:p>
+    <w:p>
+      <w:pPr>
+        <w:pStyle w:val="BodyText"/>
+        <w:spacing w:before="1" w:line="360" w:lineRule="auto"/>
+        <w:rPr>
+          <w:rFonts w:ascii="Arial" w:hAnsi="Arial" w:cs="Arial"/>
+          <w:b/>
+          <w:sz w:val="36"/>
+          <w:szCs w:val="28"/>
+        </w:rPr>
+      </w:pPr>
+      <w:r>
+        <w:rPr>
+          <w:rFonts w:ascii="Arial" w:hAnsi="Arial" w:cs="Arial"/>
+          <w:b/>
+          <w:sz w:val="36"/>
+          <w:szCs w:val="28"/>
+        </w:rPr>
+        <w:lastRenderedPageBreak/>
         <w:t>Release Notes</w:t>
       </w:r>
       <w:r>
@@ -1296,21 +1642,7 @@
                 <w:szCs w:val="22"/>
                 <w:lang w:eastAsia="en-US"/>
               </w:rPr>
-              <w:t>Bootlo</w:t>
-            </w:r>
-            <w:bookmarkStart w:id="0" w:name="_GoBack"/>
-            <w:bookmarkEnd w:id="0"/>
-            <w:r>
-              <w:rPr>
-                <w:rFonts w:ascii="Calibri" w:eastAsia="Times New Roman" w:hAnsi="Calibri" w:cs="Calibri"/>
-                <w:bCs/>
-                <w:color w:val="000000"/>
-                <w:kern w:val="0"/>
-                <w:sz w:val="22"/>
-                <w:szCs w:val="22"/>
-                <w:lang w:eastAsia="en-US"/>
-              </w:rPr>
-              <w:t>ader: PBL_0.0.4</w:t>
+              <w:t>Bootloader: PBL_0.0.4</w:t>
             </w:r>
           </w:p>
         </w:tc>
@@ -1722,13 +2054,23 @@
           <w:szCs w:val="22"/>
         </w:rPr>
       </w:pPr>
-      <w:r>
-        <w:rPr>
-          <w:rFonts w:ascii="Arial" w:hAnsi="Arial" w:cs="Arial"/>
-          <w:sz w:val="22"/>
-          <w:szCs w:val="22"/>
-        </w:rPr>
-        <w:t xml:space="preserve">Bootloader locking </w:t>
+      <w:proofErr w:type="spellStart"/>
+      <w:r>
+        <w:rPr>
+          <w:rFonts w:ascii="Arial" w:hAnsi="Arial" w:cs="Arial"/>
+          <w:sz w:val="22"/>
+          <w:szCs w:val="22"/>
+        </w:rPr>
+        <w:t>Bootloader</w:t>
+      </w:r>
+      <w:proofErr w:type="spellEnd"/>
+      <w:r>
+        <w:rPr>
+          <w:rFonts w:ascii="Arial" w:hAnsi="Arial" w:cs="Arial"/>
+          <w:sz w:val="22"/>
+          <w:szCs w:val="22"/>
+        </w:rPr>
+        <w:t xml:space="preserve"> locking </w:t>
       </w:r>
       <w:r>
         <w:rPr>
@@ -1938,6 +2280,7 @@
           <w:sz w:val="22"/>
           <w:szCs w:val="22"/>
         </w:rPr>
+        <w:lastRenderedPageBreak/>
         <w:t>UI may become unresponsive when clicked Boot Lock or ECU Reset</w:t>
       </w:r>
     </w:p>
@@ -1993,7 +2336,7 @@
 </file>
 
 <file path=word/endnotes.xml><?xml version="1.0" encoding="utf-8"?>
-<w:endnotes xmlns:wpc="http://schemas.microsoft.com/office/word/2010/wordprocessingCanvas" xmlns:cx="http://schemas.microsoft.com/office/drawing/2014/chartex" xmlns:mc="http://schemas.openxmlformats.org/markup-compatibility/2006" xmlns:o="urn:schemas-microsoft-com:office:office" xmlns:r="http://schemas.openxmlformats.org/officeDocument/2006/relationships" xmlns:m="http://schemas.openxmlformats.org/officeDocument/2006/math" xmlns:v="urn:schemas-microsoft-com:vml" xmlns:wp14="http://schemas.microsoft.com/office/word/2010/wordprocessingDrawing" xmlns:wp="http://schemas.openxmlformats.org/drawingml/2006/wordprocessingDrawing" xmlns:w10="urn:schemas-microsoft-com:office:word" xmlns:w="http://schemas.openxmlformats.org/wordprocessingml/2006/main" xmlns:w14="http://schemas.microsoft.com/office/word/2010/wordml" xmlns:w15="http://schemas.microsoft.com/office/word/2012/wordml" xmlns:w16se="http://schemas.microsoft.com/office/word/2015/wordml/symex" xmlns:wpg="http://schemas.microsoft.com/office/word/2010/wordprocessingGroup" xmlns:wpi="http://schemas.microsoft.com/office/word/2010/wordprocessingInk" xmlns:wne="http://schemas.microsoft.com/office/word/2006/wordml" xmlns:wps="http://schemas.microsoft.com/office/word/2010/wordprocessingShape" mc:Ignorable="w14 w15 w16se wp14">
+<w:endnotes xmlns:wpc="http://schemas.microsoft.com/office/word/2010/wordprocessingCanvas" xmlns:mc="http://schemas.openxmlformats.org/markup-compatibility/2006" xmlns:o="urn:schemas-microsoft-com:office:office" xmlns:r="http://schemas.openxmlformats.org/officeDocument/2006/relationships" xmlns:m="http://schemas.openxmlformats.org/officeDocument/2006/math" xmlns:v="urn:schemas-microsoft-com:vml" xmlns:wp14="http://schemas.microsoft.com/office/word/2010/wordprocessingDrawing" xmlns:wp="http://schemas.openxmlformats.org/drawingml/2006/wordprocessingDrawing" xmlns:w10="urn:schemas-microsoft-com:office:word" xmlns:w="http://schemas.openxmlformats.org/wordprocessingml/2006/main" xmlns:w14="http://schemas.microsoft.com/office/word/2010/wordml" xmlns:w15="http://schemas.microsoft.com/office/word/2012/wordml" xmlns:wpg="http://schemas.microsoft.com/office/word/2010/wordprocessingGroup" xmlns:wpi="http://schemas.microsoft.com/office/word/2010/wordprocessingInk" xmlns:wne="http://schemas.microsoft.com/office/word/2006/wordml" xmlns:wps="http://schemas.microsoft.com/office/word/2010/wordprocessingShape" mc:Ignorable="w14 w15 wp14">
   <w:endnote w:type="separator" w:id="-1">
     <w:p>
       <w:r>
@@ -2012,7 +2355,7 @@
 </file>
 
 <file path=word/footer1.xml><?xml version="1.0" encoding="utf-8"?>
-<w:ftr xmlns:wpc="http://schemas.microsoft.com/office/word/2010/wordprocessingCanvas" xmlns:cx="http://schemas.microsoft.com/office/drawing/2014/chartex" xmlns:mc="http://schemas.openxmlformats.org/markup-compatibility/2006" xmlns:o="urn:schemas-microsoft-com:office:office" xmlns:r="http://schemas.openxmlformats.org/officeDocument/2006/relationships" xmlns:m="http://schemas.openxmlformats.org/officeDocument/2006/math" xmlns:v="urn:schemas-microsoft-com:vml" xmlns:wp14="http://schemas.microsoft.com/office/word/2010/wordprocessingDrawing" xmlns:wp="http://schemas.openxmlformats.org/drawingml/2006/wordprocessingDrawing" xmlns:w10="urn:schemas-microsoft-com:office:word" xmlns:w="http://schemas.openxmlformats.org/wordprocessingml/2006/main" xmlns:w14="http://schemas.microsoft.com/office/word/2010/wordml" xmlns:w15="http://schemas.microsoft.com/office/word/2012/wordml" xmlns:w16se="http://schemas.microsoft.com/office/word/2015/wordml/symex" xmlns:wpg="http://schemas.microsoft.com/office/word/2010/wordprocessingGroup" xmlns:wpi="http://schemas.microsoft.com/office/word/2010/wordprocessingInk" xmlns:wne="http://schemas.microsoft.com/office/word/2006/wordml" xmlns:wps="http://schemas.microsoft.com/office/word/2010/wordprocessingShape" mc:Ignorable="w14 w15 w16se wp14">
+<w:ftr xmlns:wpc="http://schemas.microsoft.com/office/word/2010/wordprocessingCanvas" xmlns:mc="http://schemas.openxmlformats.org/markup-compatibility/2006" xmlns:o="urn:schemas-microsoft-com:office:office" xmlns:r="http://schemas.openxmlformats.org/officeDocument/2006/relationships" xmlns:m="http://schemas.openxmlformats.org/officeDocument/2006/math" xmlns:v="urn:schemas-microsoft-com:vml" xmlns:wp14="http://schemas.microsoft.com/office/word/2010/wordprocessingDrawing" xmlns:wp="http://schemas.openxmlformats.org/drawingml/2006/wordprocessingDrawing" xmlns:w10="urn:schemas-microsoft-com:office:word" xmlns:w="http://schemas.openxmlformats.org/wordprocessingml/2006/main" xmlns:w14="http://schemas.microsoft.com/office/word/2010/wordml" xmlns:w15="http://schemas.microsoft.com/office/word/2012/wordml" xmlns:wpg="http://schemas.microsoft.com/office/word/2010/wordprocessingGroup" xmlns:wpi="http://schemas.microsoft.com/office/word/2010/wordprocessingInk" xmlns:wne="http://schemas.microsoft.com/office/word/2006/wordml" xmlns:wps="http://schemas.microsoft.com/office/word/2010/wordprocessingShape" mc:Ignorable="w14 w15 wp14">
   <w:p>
     <w:pPr>
       <w:pStyle w:val="Footer"/>
@@ -2041,7 +2384,7 @@
 </file>
 
 <file path=word/footnotes.xml><?xml version="1.0" encoding="utf-8"?>
-<w:footnotes xmlns:wpc="http://schemas.microsoft.com/office/word/2010/wordprocessingCanvas" xmlns:cx="http://schemas.microsoft.com/office/drawing/2014/chartex" xmlns:mc="http://schemas.openxmlformats.org/markup-compatibility/2006" xmlns:o="urn:schemas-microsoft-com:office:office" xmlns:r="http://schemas.openxmlformats.org/officeDocument/2006/relationships" xmlns:m="http://schemas.openxmlformats.org/officeDocument/2006/math" xmlns:v="urn:schemas-microsoft-com:vml" xmlns:wp14="http://schemas.microsoft.com/office/word/2010/wordprocessingDrawing" xmlns:wp="http://schemas.openxmlformats.org/drawingml/2006/wordprocessingDrawing" xmlns:w10="urn:schemas-microsoft-com:office:word" xmlns:w="http://schemas.openxmlformats.org/wordprocessingml/2006/main" xmlns:w14="http://schemas.microsoft.com/office/word/2010/wordml" xmlns:w15="http://schemas.microsoft.com/office/word/2012/wordml" xmlns:w16se="http://schemas.microsoft.com/office/word/2015/wordml/symex" xmlns:wpg="http://schemas.microsoft.com/office/word/2010/wordprocessingGroup" xmlns:wpi="http://schemas.microsoft.com/office/word/2010/wordprocessingInk" xmlns:wne="http://schemas.microsoft.com/office/word/2006/wordml" xmlns:wps="http://schemas.microsoft.com/office/word/2010/wordprocessingShape" mc:Ignorable="w14 w15 w16se wp14">
+<w:footnotes xmlns:wpc="http://schemas.microsoft.com/office/word/2010/wordprocessingCanvas" xmlns:mc="http://schemas.openxmlformats.org/markup-compatibility/2006" xmlns:o="urn:schemas-microsoft-com:office:office" xmlns:r="http://schemas.openxmlformats.org/officeDocument/2006/relationships" xmlns:m="http://schemas.openxmlformats.org/officeDocument/2006/math" xmlns:v="urn:schemas-microsoft-com:vml" xmlns:wp14="http://schemas.microsoft.com/office/word/2010/wordprocessingDrawing" xmlns:wp="http://schemas.openxmlformats.org/drawingml/2006/wordprocessingDrawing" xmlns:w10="urn:schemas-microsoft-com:office:word" xmlns:w="http://schemas.openxmlformats.org/wordprocessingml/2006/main" xmlns:w14="http://schemas.microsoft.com/office/word/2010/wordml" xmlns:w15="http://schemas.microsoft.com/office/word/2012/wordml" xmlns:wpg="http://schemas.microsoft.com/office/word/2010/wordprocessingGroup" xmlns:wpi="http://schemas.microsoft.com/office/word/2010/wordprocessingInk" xmlns:wne="http://schemas.microsoft.com/office/word/2006/wordml" xmlns:wps="http://schemas.microsoft.com/office/word/2010/wordprocessingShape" mc:Ignorable="w14 w15 wp14">
   <w:footnote w:type="separator" w:id="-1">
     <w:p>
       <w:r>
@@ -2063,7 +2406,7 @@
 </file>
 
 <file path=word/header1.xml><?xml version="1.0" encoding="utf-8"?>
-<w:hdr xmlns:wpc="http://schemas.microsoft.com/office/word/2010/wordprocessingCanvas" xmlns:cx="http://schemas.microsoft.com/office/drawing/2014/chartex" xmlns:mc="http://schemas.openxmlformats.org/markup-compatibility/2006" xmlns:o="urn:schemas-microsoft-com:office:office" xmlns:r="http://schemas.openxmlformats.org/officeDocument/2006/relationships" xmlns:m="http://schemas.openxmlformats.org/officeDocument/2006/math" xmlns:v="urn:schemas-microsoft-com:vml" xmlns:wp14="http://schemas.microsoft.com/office/word/2010/wordprocessingDrawing" xmlns:wp="http://schemas.openxmlformats.org/drawingml/2006/wordprocessingDrawing" xmlns:w10="urn:schemas-microsoft-com:office:word" xmlns:w="http://schemas.openxmlformats.org/wordprocessingml/2006/main" xmlns:w14="http://schemas.microsoft.com/office/word/2010/wordml" xmlns:w15="http://schemas.microsoft.com/office/word/2012/wordml" xmlns:w16se="http://schemas.microsoft.com/office/word/2015/wordml/symex" xmlns:wpg="http://schemas.microsoft.com/office/word/2010/wordprocessingGroup" xmlns:wpi="http://schemas.microsoft.com/office/word/2010/wordprocessingInk" xmlns:wne="http://schemas.microsoft.com/office/word/2006/wordml" xmlns:wps="http://schemas.microsoft.com/office/word/2010/wordprocessingShape" mc:Ignorable="w14 w15 w16se wp14">
+<w:hdr xmlns:wpc="http://schemas.microsoft.com/office/word/2010/wordprocessingCanvas" xmlns:mc="http://schemas.openxmlformats.org/markup-compatibility/2006" xmlns:o="urn:schemas-microsoft-com:office:office" xmlns:r="http://schemas.openxmlformats.org/officeDocument/2006/relationships" xmlns:m="http://schemas.openxmlformats.org/officeDocument/2006/math" xmlns:v="urn:schemas-microsoft-com:vml" xmlns:wp14="http://schemas.microsoft.com/office/word/2010/wordprocessingDrawing" xmlns:wp="http://schemas.openxmlformats.org/drawingml/2006/wordprocessingDrawing" xmlns:w10="urn:schemas-microsoft-com:office:word" xmlns:w="http://schemas.openxmlformats.org/wordprocessingml/2006/main" xmlns:w14="http://schemas.microsoft.com/office/word/2010/wordml" xmlns:w15="http://schemas.microsoft.com/office/word/2012/wordml" xmlns:wpg="http://schemas.microsoft.com/office/word/2010/wordprocessingGroup" xmlns:wpi="http://schemas.microsoft.com/office/word/2010/wordprocessingInk" xmlns:wne="http://schemas.microsoft.com/office/word/2006/wordml" xmlns:wps="http://schemas.microsoft.com/office/word/2010/wordprocessingShape" mc:Ignorable="w14 w15 wp14">
   <w:p>
     <w:pPr>
       <w:pStyle w:val="Header"/>
@@ -2268,7 +2611,7 @@
             </wp:anchor>
           </w:drawing>
         </mc:Choice>
-        <mc:Fallback xmlns:a="http://schemas.openxmlformats.org/drawingml/2006/main" xmlns:a14="http://schemas.microsoft.com/office/drawing/2010/main">
+        <mc:Fallback xmlns:cx="http://schemas.microsoft.com/office/drawing/2014/chartex" xmlns:w16se="http://schemas.microsoft.com/office/word/2015/wordml/symex" xmlns:a="http://schemas.openxmlformats.org/drawingml/2006/main" xmlns:a14="http://schemas.microsoft.com/office/drawing/2010/main">
           <w:pict>
             <v:line id="Line 3" style="position:absolute;z-index:-251655168;visibility:visible;mso-wrap-style:square;mso-width-percent:0;mso-height-percent:0;mso-wrap-distance-left:9pt;mso-wrap-distance-top:0;mso-wrap-distance-right:9pt;mso-wrap-distance-bottom:0;mso-position-horizontal:absolute;mso-position-horizontal-relative:margin;mso-position-vertical:absolute;mso-position-vertical-relative:top-margin-area;mso-width-percent:0;mso-height-percent:0;mso-width-relative:page;mso-height-relative:page" o:spid="_x0000_s1026" strokecolor="blue" strokeweight="3pt" from="9.45pt,71.9pt" to="484.5pt,71.9pt" w14:anchorId="09F9554D" o:gfxdata="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">
               <w10:wrap type="square" anchorx="margin" anchory="margin"/>
@@ -2419,8 +2762,8 @@
 </file>
 
 <file path=word/numbering.xml><?xml version="1.0" encoding="utf-8"?>
-<w:numbering xmlns:wpc="http://schemas.microsoft.com/office/word/2010/wordprocessingCanvas" xmlns:cx="http://schemas.microsoft.com/office/drawing/2014/chartex" xmlns:mc="http://schemas.openxmlformats.org/markup-compatibility/2006" xmlns:o="urn:schemas-microsoft-com:office:office" xmlns:r="http://schemas.openxmlformats.org/officeDocument/2006/relationships" xmlns:m="http://schemas.openxmlformats.org/officeDocument/2006/math" xmlns:v="urn:schemas-microsoft-com:vml" xmlns:wp14="http://schemas.microsoft.com/office/word/2010/wordprocessingDrawing" xmlns:wp="http://schemas.openxmlformats.org/drawingml/2006/wordprocessingDrawing" xmlns:w10="urn:schemas-microsoft-com:office:word" xmlns:w="http://schemas.openxmlformats.org/wordprocessingml/2006/main" xmlns:w14="http://schemas.microsoft.com/office/word/2010/wordml" xmlns:w15="http://schemas.microsoft.com/office/word/2012/wordml" xmlns:w16se="http://schemas.microsoft.com/office/word/2015/wordml/symex" xmlns:wpg="http://schemas.microsoft.com/office/word/2010/wordprocessingGroup" xmlns:wpi="http://schemas.microsoft.com/office/word/2010/wordprocessingInk" xmlns:wne="http://schemas.microsoft.com/office/word/2006/wordml" xmlns:wps="http://schemas.microsoft.com/office/word/2010/wordprocessingShape" mc:Ignorable="w14 w15 w16se wp14">
-  <w:abstractNum w:abstractNumId="0" w15:restartNumberingAfterBreak="0">
+<w:numbering xmlns:wpc="http://schemas.microsoft.com/office/word/2010/wordprocessingCanvas" xmlns:mc="http://schemas.openxmlformats.org/markup-compatibility/2006" xmlns:o="urn:schemas-microsoft-com:office:office" xmlns:r="http://schemas.openxmlformats.org/officeDocument/2006/relationships" xmlns:m="http://schemas.openxmlformats.org/officeDocument/2006/math" xmlns:v="urn:schemas-microsoft-com:vml" xmlns:wp14="http://schemas.microsoft.com/office/word/2010/wordprocessingDrawing" xmlns:wp="http://schemas.openxmlformats.org/drawingml/2006/wordprocessingDrawing" xmlns:w10="urn:schemas-microsoft-com:office:word" xmlns:w="http://schemas.openxmlformats.org/wordprocessingml/2006/main" xmlns:w14="http://schemas.microsoft.com/office/word/2010/wordml" xmlns:w15="http://schemas.microsoft.com/office/word/2012/wordml" xmlns:wpg="http://schemas.microsoft.com/office/word/2010/wordprocessingGroup" xmlns:wpi="http://schemas.microsoft.com/office/word/2010/wordprocessingInk" xmlns:wne="http://schemas.microsoft.com/office/word/2006/wordml" xmlns:wps="http://schemas.microsoft.com/office/word/2010/wordprocessingShape" mc:Ignorable="w14 w15 wp14">
+  <w:abstractNum w:abstractNumId="0">
     <w:nsid w:val="086D6A8D"/>
     <w:multiLevelType w:val="hybridMultilevel"/>
     <w:tmpl w:val="01CEBDC8"/>
@@ -2506,7 +2849,7 @@
       </w:pPr>
     </w:lvl>
   </w:abstractNum>
-  <w:abstractNum w:abstractNumId="1" w15:restartNumberingAfterBreak="0">
+  <w:abstractNum w:abstractNumId="1">
     <w:nsid w:val="10C15FE3"/>
     <w:multiLevelType w:val="hybridMultilevel"/>
     <w:tmpl w:val="986E3D9E"/>
@@ -2619,7 +2962,7 @@
       </w:rPr>
     </w:lvl>
   </w:abstractNum>
-  <w:abstractNum w:abstractNumId="2" w15:restartNumberingAfterBreak="0">
+  <w:abstractNum w:abstractNumId="2">
     <w:nsid w:val="17E03051"/>
     <w:multiLevelType w:val="hybridMultilevel"/>
     <w:tmpl w:val="BDA61CE4"/>
@@ -2705,7 +3048,7 @@
       </w:pPr>
     </w:lvl>
   </w:abstractNum>
-  <w:abstractNum w:abstractNumId="3" w15:restartNumberingAfterBreak="0">
+  <w:abstractNum w:abstractNumId="3">
     <w:nsid w:val="2FA20C76"/>
     <w:multiLevelType w:val="hybridMultilevel"/>
     <w:tmpl w:val="6038C186"/>
@@ -2818,7 +3161,7 @@
       </w:rPr>
     </w:lvl>
   </w:abstractNum>
-  <w:abstractNum w:abstractNumId="4" w15:restartNumberingAfterBreak="0">
+  <w:abstractNum w:abstractNumId="4">
     <w:nsid w:val="30892B18"/>
     <w:multiLevelType w:val="hybridMultilevel"/>
     <w:tmpl w:val="0346EAB2"/>
@@ -2931,7 +3274,7 @@
       </w:rPr>
     </w:lvl>
   </w:abstractNum>
-  <w:abstractNum w:abstractNumId="5" w15:restartNumberingAfterBreak="0">
+  <w:abstractNum w:abstractNumId="5">
     <w:nsid w:val="417C63AF"/>
     <w:multiLevelType w:val="hybridMultilevel"/>
     <w:tmpl w:val="D38082B4"/>
@@ -3044,7 +3387,7 @@
       </w:rPr>
     </w:lvl>
   </w:abstractNum>
-  <w:abstractNum w:abstractNumId="6" w15:restartNumberingAfterBreak="0">
+  <w:abstractNum w:abstractNumId="6">
     <w:nsid w:val="45C020F1"/>
     <w:multiLevelType w:val="hybridMultilevel"/>
     <w:tmpl w:val="DA9E882A"/>
@@ -3157,7 +3500,7 @@
       </w:rPr>
     </w:lvl>
   </w:abstractNum>
-  <w:abstractNum w:abstractNumId="7" w15:restartNumberingAfterBreak="0">
+  <w:abstractNum w:abstractNumId="7">
     <w:nsid w:val="46F309EF"/>
     <w:multiLevelType w:val="hybridMultilevel"/>
     <w:tmpl w:val="6CCE798A"/>
@@ -3270,7 +3613,7 @@
       </w:rPr>
     </w:lvl>
   </w:abstractNum>
-  <w:abstractNum w:abstractNumId="8" w15:restartNumberingAfterBreak="0">
+  <w:abstractNum w:abstractNumId="8">
     <w:nsid w:val="4DFA2462"/>
     <w:multiLevelType w:val="hybridMultilevel"/>
     <w:tmpl w:val="09FC7B0E"/>
@@ -3383,7 +3726,7 @@
       </w:rPr>
     </w:lvl>
   </w:abstractNum>
-  <w:abstractNum w:abstractNumId="9" w15:restartNumberingAfterBreak="0">
+  <w:abstractNum w:abstractNumId="9">
     <w:nsid w:val="5F905B18"/>
     <w:multiLevelType w:val="multilevel"/>
     <w:tmpl w:val="E70EAAA6"/>
@@ -3487,7 +3830,7 @@
       </w:rPr>
     </w:lvl>
   </w:abstractNum>
-  <w:abstractNum w:abstractNumId="10" w15:restartNumberingAfterBreak="0">
+  <w:abstractNum w:abstractNumId="10">
     <w:nsid w:val="690E139C"/>
     <w:multiLevelType w:val="hybridMultilevel"/>
     <w:tmpl w:val="1B2A5AC4"/>
@@ -3600,7 +3943,7 @@
       </w:rPr>
     </w:lvl>
   </w:abstractNum>
-  <w:abstractNum w:abstractNumId="11" w15:restartNumberingAfterBreak="0">
+  <w:abstractNum w:abstractNumId="11">
     <w:nsid w:val="7B8B480F"/>
     <w:multiLevelType w:val="hybridMultilevel"/>
     <w:tmpl w:val="1444F518"/>
@@ -3753,7 +4096,7 @@
 </file>
 
 <file path=word/styles.xml><?xml version="1.0" encoding="utf-8"?>
-<w:styles xmlns:mc="http://schemas.openxmlformats.org/markup-compatibility/2006" xmlns:r="http://schemas.openxmlformats.org/officeDocument/2006/relationships" xmlns:w="http://schemas.openxmlformats.org/wordprocessingml/2006/main" xmlns:w14="http://schemas.microsoft.com/office/word/2010/wordml" xmlns:w15="http://schemas.microsoft.com/office/word/2012/wordml" xmlns:w16se="http://schemas.microsoft.com/office/word/2015/wordml/symex" mc:Ignorable="w14 w15 w16se">
+<w:styles xmlns:mc="http://schemas.openxmlformats.org/markup-compatibility/2006" xmlns:r="http://schemas.openxmlformats.org/officeDocument/2006/relationships" xmlns:w="http://schemas.openxmlformats.org/wordprocessingml/2006/main" xmlns:w14="http://schemas.microsoft.com/office/word/2010/wordml" xmlns:w15="http://schemas.microsoft.com/office/word/2012/wordml" mc:Ignorable="w14 w15">
   <w:docDefaults>
     <w:rPrDefault>
       <w:rPr>
@@ -4216,7 +4559,6 @@
   <w:style w:type="character" w:default="1" w:styleId="DefaultParagraphFont">
     <w:name w:val="Default Paragraph Font"/>
     <w:uiPriority w:val="1"/>
-    <w:semiHidden/>
     <w:unhideWhenUsed/>
   </w:style>
   <w:style w:type="table" w:default="1" w:styleId="TableNormal">
@@ -4642,6 +4984,7 @@
     <w:uiPriority w:val="39"/>
     <w:rsid w:val="002200B1"/>
     <w:tblPr>
+      <w:tblInd w:w="0" w:type="dxa"/>
       <w:tblBorders>
         <w:top w:val="single" w:sz="4" w:space="0" w:color="auto"/>
         <w:left w:val="single" w:sz="4" w:space="0" w:color="auto"/>
@@ -4650,6 +4993,12 @@
         <w:insideH w:val="single" w:sz="4" w:space="0" w:color="auto"/>
         <w:insideV w:val="single" w:sz="4" w:space="0" w:color="auto"/>
       </w:tblBorders>
+      <w:tblCellMar>
+        <w:top w:w="0" w:type="dxa"/>
+        <w:left w:w="108" w:type="dxa"/>
+        <w:bottom w:w="0" w:type="dxa"/>
+        <w:right w:w="108" w:type="dxa"/>
+      </w:tblCellMar>
     </w:tblPr>
   </w:style>
   <w:style w:type="paragraph" w:styleId="HTMLPreformatted">
@@ -4981,7 +5330,7 @@
 </file>
 
 <file path=customXml/itemProps1.xml><?xml version="1.0" encoding="utf-8"?>
-<ds:datastoreItem xmlns:ds="http://schemas.openxmlformats.org/officeDocument/2006/customXml" ds:itemID="{BF8318A3-490A-4543-A860-228721B0B2A1}">
+<ds:datastoreItem xmlns:ds="http://schemas.openxmlformats.org/officeDocument/2006/customXml" ds:itemID="{47A6692B-C2DD-4879-998C-372B8F276F62}">
   <ds:schemaRefs>
     <ds:schemaRef ds:uri="http://schemas.openxmlformats.org/officeDocument/2006/bibliography"/>
   </ds:schemaRefs>

--- a/doc/release_notes/release_notes_edit.docx
+++ b/doc/release_notes/release_notes_edit.docx
@@ -443,12 +443,12 @@
         <w:rPr>
           <w:rFonts w:ascii="Arial" w:hAnsi="Arial" w:cs="Arial"/>
           <w:b/>
-          <w:color w:val="FFFFFF" w:themeColor="background1"/>
+          <w:color w:val="000000" w:themeColor="text1"/>
           <w:sz w:val="36"/>
           <w:szCs w:val="28"/>
-          <w:highlight w:val="red"/>
-        </w:rPr>
-        <w:t>v0.2.1</w:t>
+          <w:highlight w:val="cyan"/>
+        </w:rPr>
+        <w:t>v0.3.0</w:t>
       </w:r>
       <w:r>
         <w:rPr>
@@ -476,15 +476,7 @@
           <w:sz w:val="28"/>
           <w:szCs w:val="28"/>
         </w:rPr>
-        <w:t>17</w:t>
-      </w:r>
-      <w:r>
-        <w:rPr>
-          <w:rFonts w:ascii="Arial" w:hAnsi="Arial" w:cs="Arial"/>
-          <w:sz w:val="28"/>
-          <w:szCs w:val="28"/>
-        </w:rPr>
-        <w:t xml:space="preserve"> April</w:t>
+        <w:t>31 May</w:t>
       </w:r>
       <w:r>
         <w:rPr>
@@ -511,7 +503,7 @@
           <w:sz w:val="28"/>
           <w:szCs w:val="28"/>
         </w:rPr>
-        <w:t>Added</w:t>
+        <w:t>Tested Against</w:t>
       </w:r>
     </w:p>
     <w:p>
@@ -534,7 +526,59 @@
           <w:sz w:val="22"/>
           <w:szCs w:val="22"/>
         </w:rPr>
-        <w:t>Added support for custom fonts.</w:t>
+        <w:t>TCU (</w:t>
+      </w:r>
+      <w:proofErr w:type="spellStart"/>
+      <w:r>
+        <w:rPr>
+          <w:rFonts w:ascii="Arial" w:hAnsi="Arial" w:cs="Arial"/>
+          <w:sz w:val="22"/>
+          <w:szCs w:val="22"/>
+        </w:rPr>
+        <w:t>chetak</w:t>
+      </w:r>
+      <w:proofErr w:type="spellEnd"/>
+      <w:r>
+        <w:rPr>
+          <w:rFonts w:ascii="Arial" w:hAnsi="Arial" w:cs="Arial"/>
+          <w:sz w:val="22"/>
+          <w:szCs w:val="22"/>
+        </w:rPr>
+        <w:t xml:space="preserve">) </w:t>
+      </w:r>
+      <w:proofErr w:type="spellStart"/>
+      <w:r>
+        <w:rPr>
+          <w:rFonts w:ascii="Arial" w:hAnsi="Arial" w:cs="Arial"/>
+          <w:sz w:val="22"/>
+          <w:szCs w:val="22"/>
+        </w:rPr>
+        <w:t>Bootloader</w:t>
+      </w:r>
+      <w:proofErr w:type="spellEnd"/>
+      <w:r>
+        <w:rPr>
+          <w:rFonts w:ascii="Arial" w:hAnsi="Arial" w:cs="Arial"/>
+          <w:sz w:val="22"/>
+          <w:szCs w:val="22"/>
+        </w:rPr>
+        <w:t xml:space="preserve"> version </w:t>
+      </w:r>
+      <w:r>
+        <w:rPr>
+          <w:rFonts w:ascii="Arial" w:hAnsi="Arial" w:cs="Arial"/>
+          <w:sz w:val="22"/>
+          <w:szCs w:val="22"/>
+        </w:rPr>
+        <w:t>AE_BA001_PBL_A_0.0.5_B01</w:t>
+      </w:r>
+      <w:r>
+        <w:rPr>
+          <w:rFonts w:ascii="Arial" w:hAnsi="Arial" w:cs="Arial"/>
+          <w:sz w:val="22"/>
+          <w:szCs w:val="22"/>
+        </w:rPr>
+        <w:t>.</w:t>
       </w:r>
     </w:p>
     <w:p>
@@ -544,6 +588,7 @@
         <w:rPr>
           <w:rFonts w:ascii="Arial" w:hAnsi="Arial" w:cs="Arial"/>
           <w:sz w:val="28"/>
+          <w:szCs w:val="28"/>
         </w:rPr>
       </w:pPr>
       <w:r>
@@ -552,7 +597,7 @@
           <w:sz w:val="28"/>
           <w:szCs w:val="28"/>
         </w:rPr>
-        <w:t>Fixed</w:t>
+        <w:t>Added</w:t>
       </w:r>
     </w:p>
     <w:p>
@@ -575,15 +620,7 @@
           <w:sz w:val="22"/>
           <w:szCs w:val="22"/>
         </w:rPr>
-        <w:t>The UI flow allows consecutive flashing</w:t>
-      </w:r>
-      <w:r>
-        <w:rPr>
-          <w:rFonts w:ascii="Arial" w:hAnsi="Arial" w:cs="Arial"/>
-          <w:sz w:val="22"/>
-          <w:szCs w:val="22"/>
-        </w:rPr>
-        <w:t>.</w:t>
+        <w:t>Project configurations loaded automatically according to selected project from drop-down</w:t>
       </w:r>
     </w:p>
     <w:p>
@@ -606,63 +643,7 @@
           <w:sz w:val="22"/>
           <w:szCs w:val="22"/>
         </w:rPr>
-        <w:t>Black window will not</w:t>
-      </w:r>
-      <w:r>
-        <w:rPr>
-          <w:rFonts w:ascii="Arial" w:hAnsi="Arial" w:cs="Arial"/>
-          <w:sz w:val="22"/>
-          <w:szCs w:val="22"/>
-        </w:rPr>
-        <w:t xml:space="preserve"> </w:t>
-      </w:r>
-      <w:r>
-        <w:rPr>
-          <w:rFonts w:ascii="Arial" w:hAnsi="Arial" w:cs="Arial"/>
-          <w:sz w:val="22"/>
-          <w:szCs w:val="22"/>
-        </w:rPr>
-        <w:t xml:space="preserve">be </w:t>
-      </w:r>
-      <w:r>
-        <w:rPr>
-          <w:rFonts w:ascii="Arial" w:hAnsi="Arial" w:cs="Arial"/>
-          <w:sz w:val="22"/>
-          <w:szCs w:val="22"/>
-        </w:rPr>
-        <w:t>launch</w:t>
-      </w:r>
-      <w:r>
-        <w:rPr>
-          <w:rFonts w:ascii="Arial" w:hAnsi="Arial" w:cs="Arial"/>
-          <w:sz w:val="22"/>
-          <w:szCs w:val="22"/>
-        </w:rPr>
-        <w:t>ed</w:t>
-      </w:r>
-      <w:r>
-        <w:rPr>
-          <w:rFonts w:ascii="Arial" w:hAnsi="Arial" w:cs="Arial"/>
-          <w:sz w:val="22"/>
-          <w:szCs w:val="22"/>
-        </w:rPr>
-        <w:t xml:space="preserve"> while running</w:t>
-      </w:r>
-      <w:r>
-        <w:rPr>
-          <w:rFonts w:ascii="Arial" w:hAnsi="Arial" w:cs="Arial"/>
-          <w:sz w:val="22"/>
-          <w:szCs w:val="22"/>
-        </w:rPr>
-        <w:t xml:space="preserve"> the exe</w:t>
-      </w:r>
-      <w:r>
-        <w:rPr>
-          <w:rFonts w:ascii="Arial" w:hAnsi="Arial" w:cs="Arial"/>
-          <w:sz w:val="22"/>
-          <w:szCs w:val="22"/>
-        </w:rPr>
-        <w:t>.</w:t>
+        <w:t>User can override CAN IDs for development purposes after selecting the project</w:t>
       </w:r>
     </w:p>
     <w:p>
@@ -672,7 +653,6 @@
         <w:rPr>
           <w:rFonts w:ascii="Arial" w:hAnsi="Arial" w:cs="Arial"/>
           <w:sz w:val="28"/>
-          <w:szCs w:val="28"/>
         </w:rPr>
       </w:pPr>
       <w:r>
@@ -681,7 +661,7 @@
           <w:sz w:val="28"/>
           <w:szCs w:val="28"/>
         </w:rPr>
-        <w:t>Open Issues</w:t>
+        <w:t>Fixed</w:t>
       </w:r>
     </w:p>
     <w:p>
@@ -704,42 +684,142 @@
           <w:sz w:val="22"/>
           <w:szCs w:val="22"/>
         </w:rPr>
-        <w:t xml:space="preserve">Boot lock unresponsive </w:t>
-      </w:r>
-      <w:r>
-        <w:rPr>
-          <w:rFonts w:ascii="Arial" w:hAnsi="Arial" w:cs="Arial"/>
-          <w:sz w:val="22"/>
-          <w:szCs w:val="22"/>
-        </w:rPr>
-        <w:t xml:space="preserve">sometimes. </w:t>
-      </w:r>
-      <w:r>
-        <w:rPr>
-          <w:rFonts w:ascii="Arial" w:hAnsi="Arial" w:cs="Arial"/>
-          <w:sz w:val="22"/>
-          <w:szCs w:val="22"/>
-        </w:rPr>
-        <w:t>(Few button</w:t>
-      </w:r>
-      <w:r>
-        <w:rPr>
-          <w:rFonts w:ascii="Arial" w:hAnsi="Arial" w:cs="Arial"/>
-          <w:sz w:val="22"/>
-          <w:szCs w:val="22"/>
-        </w:rPr>
-        <w:t>s</w:t>
+        <w:t xml:space="preserve">Debug window can now be used and will not </w:t>
+      </w:r>
+      <w:r>
+        <w:rPr>
+          <w:rFonts w:ascii="Arial" w:hAnsi="Arial" w:cs="Arial"/>
+          <w:sz w:val="22"/>
+          <w:szCs w:val="22"/>
+        </w:rPr>
+        <w:t>freeze</w:t>
+      </w:r>
+      <w:r>
+        <w:rPr>
+          <w:rFonts w:ascii="Arial" w:hAnsi="Arial" w:cs="Arial"/>
+          <w:sz w:val="22"/>
+          <w:szCs w:val="22"/>
+        </w:rPr>
+        <w:t xml:space="preserve"> the application.</w:t>
+      </w:r>
+    </w:p>
+    <w:p>
+      <w:pPr>
+        <w:pStyle w:val="BodyText"/>
+        <w:numPr>
+          <w:ilvl w:val="0"/>
+          <w:numId w:val="8"/>
+        </w:numPr>
+        <w:spacing w:before="1" w:line="360" w:lineRule="auto"/>
+        <w:rPr>
+          <w:rFonts w:ascii="Arial" w:hAnsi="Arial" w:cs="Arial"/>
+          <w:sz w:val="22"/>
+          <w:szCs w:val="22"/>
+        </w:rPr>
+      </w:pPr>
+      <w:r>
+        <w:rPr>
+          <w:rFonts w:ascii="Arial" w:hAnsi="Arial" w:cs="Arial"/>
+          <w:sz w:val="22"/>
+          <w:szCs w:val="22"/>
+        </w:rPr>
+        <w:t>Reset ECU button will no longer make the application unresponsive.</w:t>
+      </w:r>
+    </w:p>
+    <w:p>
+      <w:pPr>
+        <w:pStyle w:val="BodyText"/>
+        <w:numPr>
+          <w:ilvl w:val="0"/>
+          <w:numId w:val="8"/>
+        </w:numPr>
+        <w:spacing w:before="1" w:line="360" w:lineRule="auto"/>
+        <w:rPr>
+          <w:rFonts w:ascii="Arial" w:hAnsi="Arial" w:cs="Arial"/>
+          <w:sz w:val="22"/>
+          <w:szCs w:val="22"/>
+        </w:rPr>
+      </w:pPr>
+      <w:r>
+        <w:rPr>
+          <w:rFonts w:ascii="Arial" w:hAnsi="Arial" w:cs="Arial"/>
+          <w:sz w:val="22"/>
+          <w:szCs w:val="22"/>
+        </w:rPr>
+        <w:t xml:space="preserve">In case of </w:t>
+      </w:r>
+      <w:r>
+        <w:rPr>
+          <w:rFonts w:ascii="Arial" w:hAnsi="Arial" w:cs="Arial"/>
+          <w:sz w:val="22"/>
+          <w:szCs w:val="22"/>
+        </w:rPr>
+        <w:t>“</w:t>
+      </w:r>
+      <w:r>
+        <w:rPr>
+          <w:rFonts w:ascii="Arial" w:hAnsi="Arial" w:cs="Arial"/>
+          <w:sz w:val="22"/>
+          <w:szCs w:val="22"/>
+        </w:rPr>
+        <w:t>Project: Gradient Sensor</w:t>
+      </w:r>
+      <w:r>
+        <w:rPr>
+          <w:rFonts w:ascii="Arial" w:hAnsi="Arial" w:cs="Arial"/>
+          <w:sz w:val="22"/>
+          <w:szCs w:val="22"/>
+        </w:rPr>
+        <w:t xml:space="preserve">” app </w:t>
+      </w:r>
+      <w:r>
+        <w:rPr>
+          <w:rFonts w:ascii="Arial" w:hAnsi="Arial" w:cs="Arial"/>
+          <w:sz w:val="22"/>
+          <w:szCs w:val="22"/>
+        </w:rPr>
+        <w:t xml:space="preserve">used to reply with id </w:t>
+      </w:r>
+      <w:r>
+        <w:rPr>
+          <w:rFonts w:ascii="Arial" w:hAnsi="Arial" w:cs="Arial"/>
+          <w:sz w:val="22"/>
+          <w:szCs w:val="22"/>
+        </w:rPr>
+        <w:t>0x</w:t>
+      </w:r>
+      <w:r>
+        <w:rPr>
+          <w:rFonts w:ascii="Arial" w:eastAsia="Times New Roman" w:hAnsi="Arial" w:cs="Arial"/>
+          <w:bCs/>
+          <w:color w:val="000000"/>
+          <w:sz w:val="22"/>
+          <w:szCs w:val="22"/>
+        </w:rPr>
+        <w:t xml:space="preserve">18DA33F irrespective of the provided </w:t>
+      </w:r>
+      <w:r>
+        <w:rPr>
+          <w:rFonts w:ascii="Arial" w:eastAsia="Times New Roman" w:hAnsi="Arial" w:cs="Arial"/>
+          <w:bCs/>
+          <w:color w:val="000000"/>
+          <w:sz w:val="22"/>
+          <w:szCs w:val="22"/>
+        </w:rPr>
+        <w:t>can</w:t>
+      </w:r>
+      <w:r>
+        <w:rPr>
+          <w:rFonts w:ascii="Arial" w:eastAsia="Times New Roman" w:hAnsi="Arial" w:cs="Arial"/>
+          <w:bCs/>
+          <w:color w:val="000000"/>
+          <w:sz w:val="22"/>
+          <w:szCs w:val="22"/>
+        </w:rPr>
+        <w:t xml:space="preserve"> id.</w:t>
       </w:r>
       <w:bookmarkStart w:id="0" w:name="_GoBack"/>
       <w:bookmarkEnd w:id="0"/>
-      <w:r>
-        <w:rPr>
-          <w:rFonts w:ascii="Arial" w:hAnsi="Arial" w:cs="Arial"/>
-          <w:sz w:val="22"/>
-          <w:szCs w:val="22"/>
-        </w:rPr>
-        <w:t xml:space="preserve"> unresponsive for communication timeout duration)</w:t>
-      </w:r>
     </w:p>
     <w:p>
       <w:pPr>
@@ -758,7 +838,8 @@
         <w:spacing w:before="1" w:line="360" w:lineRule="auto"/>
         <w:rPr>
           <w:rFonts w:ascii="Arial" w:hAnsi="Arial" w:cs="Arial"/>
-          <w:sz w:val="28"/>
+          <w:b/>
+          <w:sz w:val="36"/>
           <w:szCs w:val="28"/>
         </w:rPr>
       </w:pPr>
@@ -781,7 +862,332 @@
           <w:sz w:val="36"/>
           <w:szCs w:val="28"/>
         </w:rPr>
-        <w:lastRenderedPageBreak/>
+        <w:t xml:space="preserve">Release Notes </w:t>
+      </w:r>
+      <w:r>
+        <w:rPr>
+          <w:rFonts w:ascii="Arial" w:hAnsi="Arial" w:cs="Arial"/>
+          <w:b/>
+          <w:color w:val="FFFFFF" w:themeColor="background1"/>
+          <w:sz w:val="36"/>
+          <w:szCs w:val="28"/>
+          <w:highlight w:val="red"/>
+        </w:rPr>
+        <w:t>v0.2.1</w:t>
+      </w:r>
+      <w:r>
+        <w:rPr>
+          <w:rFonts w:ascii="Arial" w:hAnsi="Arial" w:cs="Arial"/>
+          <w:b/>
+          <w:sz w:val="36"/>
+          <w:szCs w:val="28"/>
+        </w:rPr>
+        <w:t>:</w:t>
+      </w:r>
+    </w:p>
+    <w:p>
+      <w:pPr>
+        <w:pStyle w:val="BodyText"/>
+        <w:spacing w:before="1" w:line="360" w:lineRule="auto"/>
+        <w:rPr>
+          <w:rFonts w:ascii="Arial" w:hAnsi="Arial" w:cs="Arial"/>
+          <w:sz w:val="28"/>
+          <w:szCs w:val="28"/>
+        </w:rPr>
+      </w:pPr>
+      <w:r>
+        <w:rPr>
+          <w:rFonts w:ascii="Arial" w:hAnsi="Arial" w:cs="Arial"/>
+          <w:sz w:val="28"/>
+          <w:szCs w:val="28"/>
+        </w:rPr>
+        <w:t>17 April</w:t>
+      </w:r>
+      <w:r>
+        <w:rPr>
+          <w:rFonts w:ascii="Arial" w:hAnsi="Arial" w:cs="Arial"/>
+          <w:sz w:val="28"/>
+          <w:szCs w:val="28"/>
+        </w:rPr>
+        <w:t xml:space="preserve"> 2024</w:t>
+      </w:r>
+    </w:p>
+    <w:p>
+      <w:pPr>
+        <w:pStyle w:val="BodyText"/>
+        <w:spacing w:line="360" w:lineRule="auto"/>
+        <w:rPr>
+          <w:rFonts w:ascii="Arial" w:hAnsi="Arial" w:cs="Arial"/>
+          <w:sz w:val="28"/>
+          <w:szCs w:val="28"/>
+        </w:rPr>
+      </w:pPr>
+      <w:r>
+        <w:rPr>
+          <w:rFonts w:ascii="Arial" w:hAnsi="Arial" w:cs="Arial"/>
+          <w:sz w:val="28"/>
+          <w:szCs w:val="28"/>
+        </w:rPr>
+        <w:t>Added</w:t>
+      </w:r>
+    </w:p>
+    <w:p>
+      <w:pPr>
+        <w:pStyle w:val="BodyText"/>
+        <w:numPr>
+          <w:ilvl w:val="0"/>
+          <w:numId w:val="8"/>
+        </w:numPr>
+        <w:spacing w:before="1" w:line="360" w:lineRule="auto"/>
+        <w:rPr>
+          <w:rFonts w:ascii="Arial" w:hAnsi="Arial" w:cs="Arial"/>
+          <w:sz w:val="22"/>
+          <w:szCs w:val="22"/>
+        </w:rPr>
+      </w:pPr>
+      <w:r>
+        <w:rPr>
+          <w:rFonts w:ascii="Arial" w:hAnsi="Arial" w:cs="Arial"/>
+          <w:sz w:val="22"/>
+          <w:szCs w:val="22"/>
+        </w:rPr>
+        <w:t>Added support for custom fonts.</w:t>
+      </w:r>
+    </w:p>
+    <w:p>
+      <w:pPr>
+        <w:pStyle w:val="BodyText"/>
+        <w:spacing w:line="360" w:lineRule="auto"/>
+        <w:rPr>
+          <w:rFonts w:ascii="Arial" w:hAnsi="Arial" w:cs="Arial"/>
+          <w:sz w:val="28"/>
+        </w:rPr>
+      </w:pPr>
+      <w:r>
+        <w:rPr>
+          <w:rFonts w:ascii="Arial" w:hAnsi="Arial" w:cs="Arial"/>
+          <w:sz w:val="28"/>
+          <w:szCs w:val="28"/>
+        </w:rPr>
+        <w:t>Fixed</w:t>
+      </w:r>
+    </w:p>
+    <w:p>
+      <w:pPr>
+        <w:pStyle w:val="BodyText"/>
+        <w:numPr>
+          <w:ilvl w:val="0"/>
+          <w:numId w:val="8"/>
+        </w:numPr>
+        <w:spacing w:before="1" w:line="360" w:lineRule="auto"/>
+        <w:rPr>
+          <w:rFonts w:ascii="Arial" w:hAnsi="Arial" w:cs="Arial"/>
+          <w:sz w:val="22"/>
+          <w:szCs w:val="22"/>
+        </w:rPr>
+      </w:pPr>
+      <w:r>
+        <w:rPr>
+          <w:rFonts w:ascii="Arial" w:hAnsi="Arial" w:cs="Arial"/>
+          <w:sz w:val="22"/>
+          <w:szCs w:val="22"/>
+        </w:rPr>
+        <w:t>The UI flow allows consecutive flashing.</w:t>
+      </w:r>
+    </w:p>
+    <w:p>
+      <w:pPr>
+        <w:pStyle w:val="BodyText"/>
+        <w:numPr>
+          <w:ilvl w:val="0"/>
+          <w:numId w:val="8"/>
+        </w:numPr>
+        <w:spacing w:before="1" w:line="360" w:lineRule="auto"/>
+        <w:rPr>
+          <w:rFonts w:ascii="Arial" w:hAnsi="Arial" w:cs="Arial"/>
+          <w:sz w:val="22"/>
+          <w:szCs w:val="22"/>
+        </w:rPr>
+      </w:pPr>
+      <w:r>
+        <w:rPr>
+          <w:rFonts w:ascii="Arial" w:hAnsi="Arial" w:cs="Arial"/>
+          <w:sz w:val="22"/>
+          <w:szCs w:val="22"/>
+        </w:rPr>
+        <w:t>Black window will not</w:t>
+      </w:r>
+      <w:r>
+        <w:rPr>
+          <w:rFonts w:ascii="Arial" w:hAnsi="Arial" w:cs="Arial"/>
+          <w:sz w:val="22"/>
+          <w:szCs w:val="22"/>
+        </w:rPr>
+        <w:t xml:space="preserve"> </w:t>
+      </w:r>
+      <w:r>
+        <w:rPr>
+          <w:rFonts w:ascii="Arial" w:hAnsi="Arial" w:cs="Arial"/>
+          <w:sz w:val="22"/>
+          <w:szCs w:val="22"/>
+        </w:rPr>
+        <w:t xml:space="preserve">be </w:t>
+      </w:r>
+      <w:r>
+        <w:rPr>
+          <w:rFonts w:ascii="Arial" w:hAnsi="Arial" w:cs="Arial"/>
+          <w:sz w:val="22"/>
+          <w:szCs w:val="22"/>
+        </w:rPr>
+        <w:t>launch</w:t>
+      </w:r>
+      <w:r>
+        <w:rPr>
+          <w:rFonts w:ascii="Arial" w:hAnsi="Arial" w:cs="Arial"/>
+          <w:sz w:val="22"/>
+          <w:szCs w:val="22"/>
+        </w:rPr>
+        <w:t>ed</w:t>
+      </w:r>
+      <w:r>
+        <w:rPr>
+          <w:rFonts w:ascii="Arial" w:hAnsi="Arial" w:cs="Arial"/>
+          <w:sz w:val="22"/>
+          <w:szCs w:val="22"/>
+        </w:rPr>
+        <w:t xml:space="preserve"> while running</w:t>
+      </w:r>
+      <w:r>
+        <w:rPr>
+          <w:rFonts w:ascii="Arial" w:hAnsi="Arial" w:cs="Arial"/>
+          <w:sz w:val="22"/>
+          <w:szCs w:val="22"/>
+        </w:rPr>
+        <w:t xml:space="preserve"> the exe</w:t>
+      </w:r>
+      <w:r>
+        <w:rPr>
+          <w:rFonts w:ascii="Arial" w:hAnsi="Arial" w:cs="Arial"/>
+          <w:sz w:val="22"/>
+          <w:szCs w:val="22"/>
+        </w:rPr>
+        <w:t>.</w:t>
+      </w:r>
+    </w:p>
+    <w:p>
+      <w:pPr>
+        <w:pStyle w:val="BodyText"/>
+        <w:spacing w:line="360" w:lineRule="auto"/>
+        <w:rPr>
+          <w:rFonts w:ascii="Arial" w:hAnsi="Arial" w:cs="Arial"/>
+          <w:sz w:val="28"/>
+          <w:szCs w:val="28"/>
+        </w:rPr>
+      </w:pPr>
+      <w:r>
+        <w:rPr>
+          <w:rFonts w:ascii="Arial" w:hAnsi="Arial" w:cs="Arial"/>
+          <w:sz w:val="28"/>
+          <w:szCs w:val="28"/>
+        </w:rPr>
+        <w:t>Open Issues</w:t>
+      </w:r>
+    </w:p>
+    <w:p>
+      <w:pPr>
+        <w:pStyle w:val="BodyText"/>
+        <w:numPr>
+          <w:ilvl w:val="0"/>
+          <w:numId w:val="8"/>
+        </w:numPr>
+        <w:spacing w:before="1" w:line="360" w:lineRule="auto"/>
+        <w:rPr>
+          <w:rFonts w:ascii="Arial" w:hAnsi="Arial" w:cs="Arial"/>
+          <w:sz w:val="22"/>
+          <w:szCs w:val="22"/>
+        </w:rPr>
+      </w:pPr>
+      <w:r>
+        <w:rPr>
+          <w:rFonts w:ascii="Arial" w:hAnsi="Arial" w:cs="Arial"/>
+          <w:sz w:val="22"/>
+          <w:szCs w:val="22"/>
+        </w:rPr>
+        <w:t xml:space="preserve">Boot lock unresponsive </w:t>
+      </w:r>
+      <w:r>
+        <w:rPr>
+          <w:rFonts w:ascii="Arial" w:hAnsi="Arial" w:cs="Arial"/>
+          <w:sz w:val="22"/>
+          <w:szCs w:val="22"/>
+        </w:rPr>
+        <w:t xml:space="preserve">sometimes. </w:t>
+      </w:r>
+      <w:r>
+        <w:rPr>
+          <w:rFonts w:ascii="Arial" w:hAnsi="Arial" w:cs="Arial"/>
+          <w:sz w:val="22"/>
+          <w:szCs w:val="22"/>
+        </w:rPr>
+        <w:t>(Few button</w:t>
+      </w:r>
+      <w:r>
+        <w:rPr>
+          <w:rFonts w:ascii="Arial" w:hAnsi="Arial" w:cs="Arial"/>
+          <w:sz w:val="22"/>
+          <w:szCs w:val="22"/>
+        </w:rPr>
+        <w:t>s</w:t>
+      </w:r>
+      <w:r>
+        <w:rPr>
+          <w:rFonts w:ascii="Arial" w:hAnsi="Arial" w:cs="Arial"/>
+          <w:sz w:val="22"/>
+          <w:szCs w:val="22"/>
+        </w:rPr>
+        <w:t xml:space="preserve"> unresponsive for communication timeout duration)</w:t>
+      </w:r>
+    </w:p>
+    <w:p>
+      <w:pPr>
+        <w:pStyle w:val="BodyText"/>
+        <w:spacing w:before="1" w:line="360" w:lineRule="auto"/>
+        <w:rPr>
+          <w:rFonts w:ascii="Arial" w:hAnsi="Arial" w:cs="Arial"/>
+          <w:sz w:val="22"/>
+          <w:szCs w:val="22"/>
+        </w:rPr>
+      </w:pPr>
+    </w:p>
+    <w:p>
+      <w:pPr>
+        <w:pStyle w:val="BodyText"/>
+        <w:spacing w:before="1" w:line="360" w:lineRule="auto"/>
+        <w:rPr>
+          <w:rFonts w:ascii="Arial" w:hAnsi="Arial" w:cs="Arial"/>
+          <w:sz w:val="28"/>
+          <w:szCs w:val="28"/>
+        </w:rPr>
+      </w:pPr>
+    </w:p>
+    <w:p>
+      <w:pPr>
+        <w:pStyle w:val="BodyText"/>
+        <w:spacing w:before="1" w:line="360" w:lineRule="auto"/>
+        <w:rPr>
+          <w:rFonts w:ascii="Arial" w:hAnsi="Arial" w:cs="Arial"/>
+          <w:b/>
+          <w:sz w:val="36"/>
+          <w:szCs w:val="28"/>
+        </w:rPr>
+      </w:pPr>
+      <w:r>
+        <w:rPr>
+          <w:rFonts w:ascii="Arial" w:hAnsi="Arial" w:cs="Arial"/>
+          <w:b/>
+          <w:sz w:val="36"/>
+          <w:szCs w:val="28"/>
+        </w:rPr>
         <w:t>Release Notes</w:t>
       </w:r>
       <w:r>
@@ -1811,6 +2217,7 @@
           <w:sz w:val="22"/>
           <w:szCs w:val="22"/>
         </w:rPr>
+        <w:lastRenderedPageBreak/>
         <w:t xml:space="preserve">The UI flow </w:t>
       </w:r>
       <w:r>
@@ -2280,7 +2687,6 @@
           <w:sz w:val="22"/>
           <w:szCs w:val="22"/>
         </w:rPr>
-        <w:lastRenderedPageBreak/>
         <w:t>UI may become unresponsive when clicked Boot Lock or ECU Reset</w:t>
       </w:r>
     </w:p>
@@ -2611,7 +3017,7 @@
             </wp:anchor>
           </w:drawing>
         </mc:Choice>
-        <mc:Fallback xmlns:cx="http://schemas.microsoft.com/office/drawing/2014/chartex" xmlns:w16se="http://schemas.microsoft.com/office/word/2015/wordml/symex" xmlns:a="http://schemas.openxmlformats.org/drawingml/2006/main" xmlns:a14="http://schemas.microsoft.com/office/drawing/2010/main">
+        <mc:Fallback xmlns:a14="http://schemas.microsoft.com/office/drawing/2010/main" xmlns:a="http://schemas.openxmlformats.org/drawingml/2006/main" xmlns:w16se="http://schemas.microsoft.com/office/word/2015/wordml/symex" xmlns:cx="http://schemas.microsoft.com/office/drawing/2014/chartex">
           <w:pict>
             <v:line id="Line 3" style="position:absolute;z-index:-251655168;visibility:visible;mso-wrap-style:square;mso-width-percent:0;mso-height-percent:0;mso-wrap-distance-left:9pt;mso-wrap-distance-top:0;mso-wrap-distance-right:9pt;mso-wrap-distance-bottom:0;mso-position-horizontal:absolute;mso-position-horizontal-relative:margin;mso-position-vertical:absolute;mso-position-vertical-relative:top-margin-area;mso-width-percent:0;mso-height-percent:0;mso-width-relative:page;mso-height-relative:page" o:spid="_x0000_s1026" strokecolor="blue" strokeweight="3pt" from="9.45pt,71.9pt" to="484.5pt,71.9pt" w14:anchorId="09F9554D" o:gfxdata="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">
               <w10:wrap type="square" anchorx="margin" anchory="margin"/>
@@ -4559,6 +4965,7 @@
   <w:style w:type="character" w:default="1" w:styleId="DefaultParagraphFont">
     <w:name w:val="Default Paragraph Font"/>
     <w:uiPriority w:val="1"/>
+    <w:semiHidden/>
     <w:unhideWhenUsed/>
   </w:style>
   <w:style w:type="table" w:default="1" w:styleId="TableNormal">
@@ -5330,7 +5737,7 @@
 </file>
 
 <file path=customXml/itemProps1.xml><?xml version="1.0" encoding="utf-8"?>
-<ds:datastoreItem xmlns:ds="http://schemas.openxmlformats.org/officeDocument/2006/customXml" ds:itemID="{47A6692B-C2DD-4879-998C-372B8F276F62}">
+<ds:datastoreItem xmlns:ds="http://schemas.openxmlformats.org/officeDocument/2006/customXml" ds:itemID="{63A197AE-9F89-4061-9F27-D2B275277AAF}">
   <ds:schemaRefs>
     <ds:schemaRef ds:uri="http://schemas.openxmlformats.org/officeDocument/2006/bibliography"/>
   </ds:schemaRefs>

--- a/doc/release_notes/release_notes_edit.docx
+++ b/doc/release_notes/release_notes_edit.docx
@@ -448,6 +448,281 @@
           <w:szCs w:val="28"/>
           <w:highlight w:val="cyan"/>
         </w:rPr>
+        <w:t>v0.3.1</w:t>
+      </w:r>
+      <w:r>
+        <w:rPr>
+          <w:rFonts w:ascii="Arial" w:hAnsi="Arial" w:cs="Arial"/>
+          <w:b/>
+          <w:sz w:val="36"/>
+          <w:szCs w:val="28"/>
+        </w:rPr>
+        <w:t>:</w:t>
+      </w:r>
+    </w:p>
+    <w:p>
+      <w:pPr>
+        <w:pStyle w:val="BodyText"/>
+        <w:spacing w:before="1" w:line="360" w:lineRule="auto"/>
+        <w:rPr>
+          <w:rFonts w:ascii="Arial" w:hAnsi="Arial" w:cs="Arial"/>
+          <w:sz w:val="28"/>
+          <w:szCs w:val="28"/>
+        </w:rPr>
+      </w:pPr>
+      <w:r>
+        <w:rPr>
+          <w:rFonts w:ascii="Arial" w:hAnsi="Arial" w:cs="Arial"/>
+          <w:sz w:val="28"/>
+          <w:szCs w:val="28"/>
+        </w:rPr>
+        <w:t>22</w:t>
+      </w:r>
+      <w:r>
+        <w:rPr>
+          <w:rFonts w:ascii="Arial" w:hAnsi="Arial" w:cs="Arial"/>
+          <w:sz w:val="28"/>
+          <w:szCs w:val="28"/>
+        </w:rPr>
+        <w:t xml:space="preserve"> Oct</w:t>
+      </w:r>
+      <w:r>
+        <w:rPr>
+          <w:rFonts w:ascii="Arial" w:hAnsi="Arial" w:cs="Arial"/>
+          <w:sz w:val="28"/>
+          <w:szCs w:val="28"/>
+        </w:rPr>
+        <w:t xml:space="preserve"> 2024</w:t>
+      </w:r>
+    </w:p>
+    <w:p>
+      <w:pPr>
+        <w:pStyle w:val="BodyText"/>
+        <w:numPr>
+          <w:ilvl w:val="0"/>
+          <w:numId w:val="13"/>
+        </w:numPr>
+        <w:spacing w:before="1" w:line="360" w:lineRule="auto"/>
+        <w:rPr>
+          <w:rFonts w:ascii="Arial" w:hAnsi="Arial" w:cs="Arial"/>
+          <w:sz w:val="22"/>
+          <w:szCs w:val="22"/>
+        </w:rPr>
+      </w:pPr>
+      <w:r>
+        <w:rPr>
+          <w:rFonts w:ascii="Arial" w:hAnsi="Arial" w:cs="Arial"/>
+          <w:sz w:val="22"/>
+          <w:szCs w:val="22"/>
+        </w:rPr>
+        <w:t xml:space="preserve">Flashing support for Project: </w:t>
+      </w:r>
+      <w:proofErr w:type="spellStart"/>
+      <w:r>
+        <w:rPr>
+          <w:rFonts w:ascii="Arial" w:hAnsi="Arial" w:cs="Arial"/>
+          <w:sz w:val="22"/>
+          <w:szCs w:val="22"/>
+        </w:rPr>
+        <w:t>Sampark</w:t>
+      </w:r>
+      <w:proofErr w:type="spellEnd"/>
+      <w:r>
+        <w:rPr>
+          <w:rFonts w:ascii="Arial" w:hAnsi="Arial" w:cs="Arial"/>
+          <w:sz w:val="22"/>
+          <w:szCs w:val="22"/>
+        </w:rPr>
+        <w:t xml:space="preserve"> </w:t>
+      </w:r>
+      <w:r>
+        <w:rPr>
+          <w:rFonts w:ascii="Arial" w:hAnsi="Arial" w:cs="Arial"/>
+          <w:sz w:val="22"/>
+          <w:szCs w:val="22"/>
+        </w:rPr>
+        <w:t>(Temporary</w:t>
+      </w:r>
+      <w:r>
+        <w:rPr>
+          <w:rFonts w:ascii="Arial" w:hAnsi="Arial" w:cs="Arial"/>
+          <w:sz w:val="22"/>
+          <w:szCs w:val="22"/>
+        </w:rPr>
+        <w:t xml:space="preserve"> Build</w:t>
+      </w:r>
+      <w:bookmarkStart w:id="0" w:name="_GoBack"/>
+      <w:bookmarkEnd w:id="0"/>
+      <w:r>
+        <w:rPr>
+          <w:rFonts w:ascii="Arial" w:hAnsi="Arial" w:cs="Arial"/>
+          <w:sz w:val="22"/>
+          <w:szCs w:val="22"/>
+        </w:rPr>
+        <w:t>)</w:t>
+      </w:r>
+    </w:p>
+    <w:p>
+      <w:pPr>
+        <w:pStyle w:val="BodyText"/>
+        <w:numPr>
+          <w:ilvl w:val="0"/>
+          <w:numId w:val="13"/>
+        </w:numPr>
+        <w:spacing w:before="1" w:line="360" w:lineRule="auto"/>
+        <w:rPr>
+          <w:rFonts w:ascii="Arial" w:hAnsi="Arial" w:cs="Arial"/>
+          <w:sz w:val="22"/>
+          <w:szCs w:val="22"/>
+        </w:rPr>
+      </w:pPr>
+      <w:r>
+        <w:rPr>
+          <w:rFonts w:ascii="Arial" w:hAnsi="Arial" w:cs="Arial"/>
+          <w:sz w:val="22"/>
+          <w:szCs w:val="22"/>
+        </w:rPr>
+        <w:t xml:space="preserve">Updated request and response timeout from 2000ms to </w:t>
+      </w:r>
+      <w:r>
+        <w:rPr>
+          <w:rFonts w:ascii="Arial" w:hAnsi="Arial" w:cs="Arial"/>
+          <w:b/>
+          <w:sz w:val="22"/>
+          <w:szCs w:val="22"/>
+        </w:rPr>
+        <w:t>10000ms</w:t>
+      </w:r>
+      <w:r>
+        <w:rPr>
+          <w:rFonts w:ascii="Arial" w:hAnsi="Arial" w:cs="Arial"/>
+          <w:sz w:val="22"/>
+          <w:szCs w:val="22"/>
+        </w:rPr>
+        <w:t>.</w:t>
+      </w:r>
+    </w:p>
+    <w:p>
+      <w:pPr>
+        <w:pStyle w:val="BodyText"/>
+        <w:numPr>
+          <w:ilvl w:val="0"/>
+          <w:numId w:val="13"/>
+        </w:numPr>
+        <w:spacing w:before="1" w:line="360" w:lineRule="auto"/>
+        <w:rPr>
+          <w:rFonts w:ascii="Arial" w:hAnsi="Arial" w:cs="Arial"/>
+          <w:sz w:val="22"/>
+          <w:szCs w:val="22"/>
+        </w:rPr>
+      </w:pPr>
+      <w:r>
+        <w:rPr>
+          <w:rFonts w:ascii="Arial" w:hAnsi="Arial" w:cs="Arial"/>
+          <w:sz w:val="22"/>
+          <w:szCs w:val="22"/>
+        </w:rPr>
+        <w:t xml:space="preserve">File Chunk Size updated to </w:t>
+      </w:r>
+      <w:r>
+        <w:rPr>
+          <w:rFonts w:ascii="Arial" w:hAnsi="Arial" w:cs="Arial"/>
+          <w:b/>
+          <w:sz w:val="22"/>
+          <w:szCs w:val="22"/>
+        </w:rPr>
+        <w:t>256</w:t>
+      </w:r>
+      <w:r>
+        <w:rPr>
+          <w:rFonts w:ascii="Arial" w:hAnsi="Arial" w:cs="Arial"/>
+          <w:sz w:val="22"/>
+          <w:szCs w:val="22"/>
+        </w:rPr>
+        <w:t xml:space="preserve"> from 254 bytes</w:t>
+      </w:r>
+    </w:p>
+    <w:p>
+      <w:pPr>
+        <w:pStyle w:val="BodyText"/>
+        <w:numPr>
+          <w:ilvl w:val="0"/>
+          <w:numId w:val="13"/>
+        </w:numPr>
+        <w:spacing w:before="1" w:line="360" w:lineRule="auto"/>
+        <w:rPr>
+          <w:rFonts w:ascii="Arial" w:hAnsi="Arial" w:cs="Arial"/>
+          <w:sz w:val="22"/>
+          <w:szCs w:val="22"/>
+        </w:rPr>
+      </w:pPr>
+      <w:r>
+        <w:rPr>
+          <w:rFonts w:ascii="Arial" w:hAnsi="Arial" w:cs="Arial"/>
+          <w:sz w:val="22"/>
+          <w:szCs w:val="22"/>
+        </w:rPr>
+        <w:t xml:space="preserve">Packet Buffer Size updates to </w:t>
+      </w:r>
+      <w:r>
+        <w:rPr>
+          <w:rFonts w:ascii="Arial" w:hAnsi="Arial" w:cs="Arial"/>
+          <w:b/>
+          <w:sz w:val="22"/>
+          <w:szCs w:val="22"/>
+        </w:rPr>
+        <w:t>258</w:t>
+      </w:r>
+      <w:r>
+        <w:rPr>
+          <w:rFonts w:ascii="Arial" w:hAnsi="Arial" w:cs="Arial"/>
+          <w:sz w:val="22"/>
+          <w:szCs w:val="22"/>
+        </w:rPr>
+        <w:t xml:space="preserve"> from 256 bytes</w:t>
+      </w:r>
+    </w:p>
+    <w:p>
+      <w:pPr>
+        <w:pStyle w:val="BodyText"/>
+        <w:spacing w:before="1" w:line="360" w:lineRule="auto"/>
+        <w:rPr>
+          <w:rFonts w:ascii="Arial" w:hAnsi="Arial" w:cs="Arial"/>
+          <w:b/>
+          <w:sz w:val="36"/>
+          <w:szCs w:val="28"/>
+        </w:rPr>
+      </w:pPr>
+    </w:p>
+    <w:p>
+      <w:pPr>
+        <w:pStyle w:val="BodyText"/>
+        <w:spacing w:before="1" w:line="360" w:lineRule="auto"/>
+        <w:rPr>
+          <w:rFonts w:ascii="Arial" w:hAnsi="Arial" w:cs="Arial"/>
+          <w:b/>
+          <w:sz w:val="36"/>
+          <w:szCs w:val="28"/>
+        </w:rPr>
+      </w:pPr>
+      <w:r>
+        <w:rPr>
+          <w:rFonts w:ascii="Arial" w:hAnsi="Arial" w:cs="Arial"/>
+          <w:b/>
+          <w:sz w:val="36"/>
+          <w:szCs w:val="28"/>
+        </w:rPr>
+        <w:t xml:space="preserve">Release Notes </w:t>
+      </w:r>
+      <w:r>
+        <w:rPr>
+          <w:rFonts w:ascii="Arial" w:hAnsi="Arial" w:cs="Arial"/>
+          <w:b/>
+          <w:color w:val="000000" w:themeColor="text1"/>
+          <w:sz w:val="36"/>
+          <w:szCs w:val="28"/>
+          <w:highlight w:val="cyan"/>
+        </w:rPr>
         <w:t>v0.3.0</w:t>
       </w:r>
       <w:r>
@@ -620,6 +895,7 @@
           <w:sz w:val="22"/>
           <w:szCs w:val="22"/>
         </w:rPr>
+        <w:lastRenderedPageBreak/>
         <w:t>Project configurations loaded automatically according to selected project from drop-down</w:t>
       </w:r>
     </w:p>
@@ -818,8 +1094,6 @@
         </w:rPr>
         <w:t xml:space="preserve"> id.</w:t>
       </w:r>
-      <w:bookmarkStart w:id="0" w:name="_GoBack"/>
-      <w:bookmarkEnd w:id="0"/>
     </w:p>
     <w:p>
       <w:pPr>
@@ -1690,6 +1964,7 @@
                 <w:szCs w:val="22"/>
                 <w:lang w:eastAsia="en-US"/>
               </w:rPr>
+              <w:lastRenderedPageBreak/>
               <w:t>ECU id</w:t>
             </w:r>
           </w:p>
@@ -2217,7 +2492,6 @@
           <w:sz w:val="22"/>
           <w:szCs w:val="22"/>
         </w:rPr>
-        <w:lastRenderedPageBreak/>
         <w:t xml:space="preserve">The UI flow </w:t>
       </w:r>
       <w:r>
@@ -2780,7 +3054,7 @@
       <w:rPr>
         <w:noProof/>
       </w:rPr>
-      <w:t>2</w:t>
+      <w:t>3</w:t>
     </w:r>
     <w:r>
       <w:fldChar w:fldCharType="end"/>
@@ -3017,7 +3291,7 @@
             </wp:anchor>
           </w:drawing>
         </mc:Choice>
-        <mc:Fallback xmlns:a14="http://schemas.microsoft.com/office/drawing/2010/main" xmlns:a="http://schemas.openxmlformats.org/drawingml/2006/main" xmlns:w16se="http://schemas.microsoft.com/office/word/2015/wordml/symex" xmlns:cx="http://schemas.microsoft.com/office/drawing/2014/chartex">
+        <mc:Fallback xmlns:cx="http://schemas.microsoft.com/office/drawing/2014/chartex" xmlns:w16se="http://schemas.microsoft.com/office/word/2015/wordml/symex" xmlns:a="http://schemas.openxmlformats.org/drawingml/2006/main" xmlns:a14="http://schemas.microsoft.com/office/drawing/2010/main">
           <w:pict>
             <v:line id="Line 3" style="position:absolute;z-index:-251655168;visibility:visible;mso-wrap-style:square;mso-width-percent:0;mso-height-percent:0;mso-wrap-distance-left:9pt;mso-wrap-distance-top:0;mso-wrap-distance-right:9pt;mso-wrap-distance-bottom:0;mso-position-horizontal:absolute;mso-position-horizontal-relative:margin;mso-position-vertical:absolute;mso-position-vertical-relative:top-margin-area;mso-width-percent:0;mso-height-percent:0;mso-width-relative:page;mso-height-relative:page" o:spid="_x0000_s1026" strokecolor="blue" strokeweight="3pt" from="9.45pt,71.9pt" to="484.5pt,71.9pt" w14:anchorId="09F9554D" o:gfxdata="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">
               <w10:wrap type="square" anchorx="margin" anchory="margin"/>
@@ -3455,6 +3729,119 @@
     </w:lvl>
   </w:abstractNum>
   <w:abstractNum w:abstractNumId="3">
+    <w:nsid w:val="1E445B9C"/>
+    <w:multiLevelType w:val="hybridMultilevel"/>
+    <w:tmpl w:val="DD6610E4"/>
+    <w:lvl w:ilvl="0" w:tplc="3ABCA1C0">
+      <w:start w:val="21"/>
+      <w:numFmt w:val="bullet"/>
+      <w:lvlText w:val=""/>
+      <w:lvlJc w:val="left"/>
+      <w:pPr>
+        <w:ind w:left="720" w:hanging="360"/>
+      </w:pPr>
+      <w:rPr>
+        <w:rFonts w:ascii="Symbol" w:eastAsia="Verdana" w:hAnsi="Symbol" w:cs="Arial" w:hint="default"/>
+      </w:rPr>
+    </w:lvl>
+    <w:lvl w:ilvl="1" w:tplc="04090003" w:tentative="1">
+      <w:start w:val="1"/>
+      <w:numFmt w:val="bullet"/>
+      <w:lvlText w:val="o"/>
+      <w:lvlJc w:val="left"/>
+      <w:pPr>
+        <w:ind w:left="1440" w:hanging="360"/>
+      </w:pPr>
+      <w:rPr>
+        <w:rFonts w:ascii="Courier New" w:hAnsi="Courier New" w:cs="Courier New" w:hint="default"/>
+      </w:rPr>
+    </w:lvl>
+    <w:lvl w:ilvl="2" w:tplc="04090005" w:tentative="1">
+      <w:start w:val="1"/>
+      <w:numFmt w:val="bullet"/>
+      <w:lvlText w:val=""/>
+      <w:lvlJc w:val="left"/>
+      <w:pPr>
+        <w:ind w:left="2160" w:hanging="360"/>
+      </w:pPr>
+      <w:rPr>
+        <w:rFonts w:ascii="Wingdings" w:hAnsi="Wingdings" w:hint="default"/>
+      </w:rPr>
+    </w:lvl>
+    <w:lvl w:ilvl="3" w:tplc="04090001" w:tentative="1">
+      <w:start w:val="1"/>
+      <w:numFmt w:val="bullet"/>
+      <w:lvlText w:val=""/>
+      <w:lvlJc w:val="left"/>
+      <w:pPr>
+        <w:ind w:left="2880" w:hanging="360"/>
+      </w:pPr>
+      <w:rPr>
+        <w:rFonts w:ascii="Symbol" w:hAnsi="Symbol" w:hint="default"/>
+      </w:rPr>
+    </w:lvl>
+    <w:lvl w:ilvl="4" w:tplc="04090003" w:tentative="1">
+      <w:start w:val="1"/>
+      <w:numFmt w:val="bullet"/>
+      <w:lvlText w:val="o"/>
+      <w:lvlJc w:val="left"/>
+      <w:pPr>
+        <w:ind w:left="3600" w:hanging="360"/>
+      </w:pPr>
+      <w:rPr>
+        <w:rFonts w:ascii="Courier New" w:hAnsi="Courier New" w:cs="Courier New" w:hint="default"/>
+      </w:rPr>
+    </w:lvl>
+    <w:lvl w:ilvl="5" w:tplc="04090005" w:tentative="1">
+      <w:start w:val="1"/>
+      <w:numFmt w:val="bullet"/>
+      <w:lvlText w:val=""/>
+      <w:lvlJc w:val="left"/>
+      <w:pPr>
+        <w:ind w:left="4320" w:hanging="360"/>
+      </w:pPr>
+      <w:rPr>
+        <w:rFonts w:ascii="Wingdings" w:hAnsi="Wingdings" w:hint="default"/>
+      </w:rPr>
+    </w:lvl>
+    <w:lvl w:ilvl="6" w:tplc="04090001" w:tentative="1">
+      <w:start w:val="1"/>
+      <w:numFmt w:val="bullet"/>
+      <w:lvlText w:val=""/>
+      <w:lvlJc w:val="left"/>
+      <w:pPr>
+        <w:ind w:left="5040" w:hanging="360"/>
+      </w:pPr>
+      <w:rPr>
+        <w:rFonts w:ascii="Symbol" w:hAnsi="Symbol" w:hint="default"/>
+      </w:rPr>
+    </w:lvl>
+    <w:lvl w:ilvl="7" w:tplc="04090003" w:tentative="1">
+      <w:start w:val="1"/>
+      <w:numFmt w:val="bullet"/>
+      <w:lvlText w:val="o"/>
+      <w:lvlJc w:val="left"/>
+      <w:pPr>
+        <w:ind w:left="5760" w:hanging="360"/>
+      </w:pPr>
+      <w:rPr>
+        <w:rFonts w:ascii="Courier New" w:hAnsi="Courier New" w:cs="Courier New" w:hint="default"/>
+      </w:rPr>
+    </w:lvl>
+    <w:lvl w:ilvl="8" w:tplc="04090005" w:tentative="1">
+      <w:start w:val="1"/>
+      <w:numFmt w:val="bullet"/>
+      <w:lvlText w:val=""/>
+      <w:lvlJc w:val="left"/>
+      <w:pPr>
+        <w:ind w:left="6480" w:hanging="360"/>
+      </w:pPr>
+      <w:rPr>
+        <w:rFonts w:ascii="Wingdings" w:hAnsi="Wingdings" w:hint="default"/>
+      </w:rPr>
+    </w:lvl>
+  </w:abstractNum>
+  <w:abstractNum w:abstractNumId="4">
     <w:nsid w:val="2FA20C76"/>
     <w:multiLevelType w:val="hybridMultilevel"/>
     <w:tmpl w:val="6038C186"/>
@@ -3567,7 +3954,7 @@
       </w:rPr>
     </w:lvl>
   </w:abstractNum>
-  <w:abstractNum w:abstractNumId="4">
+  <w:abstractNum w:abstractNumId="5">
     <w:nsid w:val="30892B18"/>
     <w:multiLevelType w:val="hybridMultilevel"/>
     <w:tmpl w:val="0346EAB2"/>
@@ -3680,7 +4067,7 @@
       </w:rPr>
     </w:lvl>
   </w:abstractNum>
-  <w:abstractNum w:abstractNumId="5">
+  <w:abstractNum w:abstractNumId="6">
     <w:nsid w:val="417C63AF"/>
     <w:multiLevelType w:val="hybridMultilevel"/>
     <w:tmpl w:val="D38082B4"/>
@@ -3793,7 +4180,7 @@
       </w:rPr>
     </w:lvl>
   </w:abstractNum>
-  <w:abstractNum w:abstractNumId="6">
+  <w:abstractNum w:abstractNumId="7">
     <w:nsid w:val="45C020F1"/>
     <w:multiLevelType w:val="hybridMultilevel"/>
     <w:tmpl w:val="DA9E882A"/>
@@ -3906,7 +4293,7 @@
       </w:rPr>
     </w:lvl>
   </w:abstractNum>
-  <w:abstractNum w:abstractNumId="7">
+  <w:abstractNum w:abstractNumId="8">
     <w:nsid w:val="46F309EF"/>
     <w:multiLevelType w:val="hybridMultilevel"/>
     <w:tmpl w:val="6CCE798A"/>
@@ -4019,7 +4406,7 @@
       </w:rPr>
     </w:lvl>
   </w:abstractNum>
-  <w:abstractNum w:abstractNumId="8">
+  <w:abstractNum w:abstractNumId="9">
     <w:nsid w:val="4DFA2462"/>
     <w:multiLevelType w:val="hybridMultilevel"/>
     <w:tmpl w:val="09FC7B0E"/>
@@ -4132,7 +4519,7 @@
       </w:rPr>
     </w:lvl>
   </w:abstractNum>
-  <w:abstractNum w:abstractNumId="9">
+  <w:abstractNum w:abstractNumId="10">
     <w:nsid w:val="5F905B18"/>
     <w:multiLevelType w:val="multilevel"/>
     <w:tmpl w:val="E70EAAA6"/>
@@ -4236,7 +4623,7 @@
       </w:rPr>
     </w:lvl>
   </w:abstractNum>
-  <w:abstractNum w:abstractNumId="10">
+  <w:abstractNum w:abstractNumId="11">
     <w:nsid w:val="690E139C"/>
     <w:multiLevelType w:val="hybridMultilevel"/>
     <w:tmpl w:val="1B2A5AC4"/>
@@ -4349,7 +4736,7 @@
       </w:rPr>
     </w:lvl>
   </w:abstractNum>
-  <w:abstractNum w:abstractNumId="11">
+  <w:abstractNum w:abstractNumId="12">
     <w:nsid w:val="7B8B480F"/>
     <w:multiLevelType w:val="hybridMultilevel"/>
     <w:tmpl w:val="1444F518"/>
@@ -4463,40 +4850,43 @@
     </w:lvl>
   </w:abstractNum>
   <w:num w:numId="1">
-    <w:abstractNumId w:val="9"/>
+    <w:abstractNumId w:val="10"/>
   </w:num>
   <w:num w:numId="2">
     <w:abstractNumId w:val="0"/>
   </w:num>
   <w:num w:numId="3">
+    <w:abstractNumId w:val="8"/>
+  </w:num>
+  <w:num w:numId="4">
+    <w:abstractNumId w:val="12"/>
+  </w:num>
+  <w:num w:numId="5">
+    <w:abstractNumId w:val="6"/>
+  </w:num>
+  <w:num w:numId="6">
     <w:abstractNumId w:val="7"/>
   </w:num>
-  <w:num w:numId="4">
-    <w:abstractNumId w:val="11"/>
-  </w:num>
-  <w:num w:numId="5">
-    <w:abstractNumId w:val="5"/>
-  </w:num>
-  <w:num w:numId="6">
-    <w:abstractNumId w:val="6"/>
-  </w:num>
   <w:num w:numId="7">
-    <w:abstractNumId w:val="8"/>
+    <w:abstractNumId w:val="9"/>
   </w:num>
   <w:num w:numId="8">
-    <w:abstractNumId w:val="3"/>
+    <w:abstractNumId w:val="4"/>
   </w:num>
   <w:num w:numId="9">
     <w:abstractNumId w:val="2"/>
   </w:num>
   <w:num w:numId="10">
-    <w:abstractNumId w:val="4"/>
+    <w:abstractNumId w:val="5"/>
   </w:num>
   <w:num w:numId="11">
     <w:abstractNumId w:val="1"/>
   </w:num>
   <w:num w:numId="12">
-    <w:abstractNumId w:val="10"/>
+    <w:abstractNumId w:val="11"/>
+  </w:num>
+  <w:num w:numId="13">
+    <w:abstractNumId w:val="3"/>
   </w:num>
 </w:numbering>
 </file>
@@ -5468,6 +5858,33 @@
     <w:basedOn w:val="DefaultParagraphFont"/>
     <w:rsid w:val="002200B1"/>
   </w:style>
+  <w:style w:type="paragraph" w:styleId="BalloonText">
+    <w:name w:val="Balloon Text"/>
+    <w:basedOn w:val="Normal"/>
+    <w:link w:val="BalloonTextChar"/>
+    <w:uiPriority w:val="99"/>
+    <w:semiHidden/>
+    <w:unhideWhenUsed/>
+    <w:rsid w:val="00A63972"/>
+    <w:rPr>
+      <w:rFonts w:ascii="Segoe UI" w:hAnsi="Segoe UI" w:cs="Segoe UI"/>
+      <w:sz w:val="18"/>
+      <w:szCs w:val="18"/>
+    </w:rPr>
+  </w:style>
+  <w:style w:type="character" w:customStyle="1" w:styleId="BalloonTextChar">
+    <w:name w:val="Balloon Text Char"/>
+    <w:basedOn w:val="DefaultParagraphFont"/>
+    <w:link w:val="BalloonText"/>
+    <w:uiPriority w:val="99"/>
+    <w:semiHidden/>
+    <w:rsid w:val="00A63972"/>
+    <w:rPr>
+      <w:rFonts w:ascii="Segoe UI" w:hAnsi="Segoe UI" w:cs="Segoe UI"/>
+      <w:sz w:val="18"/>
+      <w:szCs w:val="18"/>
+    </w:rPr>
+  </w:style>
 </w:styles>
 </file>
 
@@ -5737,7 +6154,7 @@
 </file>
 
 <file path=customXml/itemProps1.xml><?xml version="1.0" encoding="utf-8"?>
-<ds:datastoreItem xmlns:ds="http://schemas.openxmlformats.org/officeDocument/2006/customXml" ds:itemID="{63A197AE-9F89-4061-9F27-D2B275277AAF}">
+<ds:datastoreItem xmlns:ds="http://schemas.openxmlformats.org/officeDocument/2006/customXml" ds:itemID="{BD3C4139-A4FD-4284-A6B4-B0A264D9CA49}">
   <ds:schemaRefs>
     <ds:schemaRef ds:uri="http://schemas.openxmlformats.org/officeDocument/2006/bibliography"/>
   </ds:schemaRefs>
